--- a/ADG/10장/10장_실습문제_정답.docx
+++ b/ADG/10장/10장_실습문제_정답.docx
@@ -34,7 +34,7 @@
           <w:b/>
           <w:sz w:val="21"/>
         </w:rPr>
-        <w:t>[하-01] 정답: ① FAR SYNC</w:t>
+        <w:t>[하-01] 정답: ② FAR SYNC</w:t>
       </w:r>
     </w:p>
     <w:p>
@@ -53,7 +53,7 @@
           <w:b/>
           <w:sz w:val="21"/>
         </w:rPr>
-        <w:t>[하-02] 정답: ① FARSYNC</w:t>
+        <w:t>[하-02] 정답: ③ FARSYNC</w:t>
       </w:r>
     </w:p>
     <w:p>
@@ -72,7 +72,7 @@
           <w:b/>
           <w:sz w:val="21"/>
         </w:rPr>
-        <w:t>[하-03] 정답: ① ALTER DATABASE CREATE FAR SYNC INSTANCE CONTROLFILE AS '...'</w:t>
+        <w:t>[하-03] 정답: ③ ALTER DATABASE CREATE FAR SYNC INSTANCE CONTROLFILE AS '...'</w:t>
       </w:r>
     </w:p>
     <w:p>
@@ -91,7 +91,7 @@
           <w:b/>
           <w:sz w:val="21"/>
         </w:rPr>
-        <w:t>[하-04] 정답: ① 18,989,056바이트</w:t>
+        <w:t>[하-04] 정답: ③ 18,989,056바이트</w:t>
       </w:r>
     </w:p>
     <w:p>
@@ -110,7 +110,7 @@
           <w:b/>
           <w:sz w:val="21"/>
         </w:rPr>
-        <w:t>[하-05] 정답: ① ORA-00900</w:t>
+        <w:t>[하-05] 정답: ② ORA-00900</w:t>
       </w:r>
     </w:p>
     <w:p>
@@ -129,7 +129,7 @@
           <w:b/>
           <w:sz w:val="21"/>
         </w:rPr>
-        <w:t>[하-06] 정답: ① 0</w:t>
+        <w:t>[하-06] 정답: ③ 0</w:t>
       </w:r>
     </w:p>
     <w:p>
@@ -148,7 +148,7 @@
           <w:b/>
           <w:sz w:val="21"/>
         </w:rPr>
-        <w:t>[하-07] 정답: ① 0</w:t>
+        <w:t>[하-07] 정답: ② 0</w:t>
       </w:r>
     </w:p>
     <w:p>
@@ -167,7 +167,7 @@
           <w:b/>
           <w:sz w:val="21"/>
         </w:rPr>
-        <w:t>[하-08] 정답: ① 4</w:t>
+        <w:t>[하-08] 정답: ② 4</w:t>
       </w:r>
     </w:p>
     <w:p>
@@ -186,7 +186,7 @@
           <w:b/>
           <w:sz w:val="21"/>
         </w:rPr>
-        <w:t>[하-09] 정답: ① ORA-16476</w:t>
+        <w:t>[하-09] 정답: ④ ORA-16476</w:t>
       </w:r>
     </w:p>
     <w:p>
@@ -205,7 +205,7 @@
           <w:b/>
           <w:sz w:val="21"/>
         </w:rPr>
-        <w:t>[하-10] 정답: ① ORA-01665</w:t>
+        <w:t>[하-10] 정답: ② ORA-01665</w:t>
       </w:r>
     </w:p>
     <w:p>
@@ -224,7 +224,7 @@
           <w:b/>
           <w:sz w:val="21"/>
         </w:rPr>
-        <w:t>[하-11] 정답: ① ORA-01184</w:t>
+        <w:t>[하-11] 정답: ② ORA-01184</w:t>
       </w:r>
     </w:p>
     <w:p>
@@ -243,7 +243,7 @@
           <w:b/>
           <w:sz w:val="21"/>
         </w:rPr>
-        <w:t>[하-12] 정답: ① ALTER DATABASE CLEAR LOGFILE GROUP n</w:t>
+        <w:t>[하-12] 정답: ② ALTER DATABASE CLEAR LOGFILE GROUP n</w:t>
       </w:r>
     </w:p>
     <w:p>
@@ -262,7 +262,7 @@
           <w:b/>
           <w:sz w:val="21"/>
         </w:rPr>
-        <w:t>[하-13] 정답: ① 209,715,712바이트</w:t>
+        <w:t>[하-13] 정답: ③ 209,715,712바이트</w:t>
       </w:r>
     </w:p>
     <w:p>
@@ -281,7 +281,7 @@
           <w:b/>
           <w:sz w:val="21"/>
         </w:rPr>
-        <w:t>[하-14] 정답: ① SYNC AFFIRM</w:t>
+        <w:t>[하-14] 정답: ② SYNC AFFIRM</w:t>
       </w:r>
     </w:p>
     <w:p>
@@ -300,7 +300,7 @@
           <w:b/>
           <w:sz w:val="21"/>
         </w:rPr>
-        <w:t>[하-15] 정답: ① ASYNC</w:t>
+        <w:t>[하-15] 정답: ④ ASYNC</w:t>
       </w:r>
     </w:p>
     <w:p>
@@ -338,7 +338,7 @@
           <w:b/>
           <w:sz w:val="21"/>
         </w:rPr>
-        <w:t>[하-17] 정답: ① STARTUP MOUNT</w:t>
+        <w:t>[하-17] 정답: ④ STARTUP MOUNT</w:t>
       </w:r>
     </w:p>
     <w:p>
@@ -357,7 +357,7 @@
           <w:b/>
           <w:sz w:val="21"/>
         </w:rPr>
-        <w:t>[하-18] 정답: ① 컨트롤 파일과 패스워드 파일</w:t>
+        <w:t>[하-18] 정답: ④ 컨트롤 파일과 패스워드 파일</w:t>
       </w:r>
     </w:p>
     <w:p>
@@ -395,7 +395,7 @@
           <w:b/>
           <w:sz w:val="21"/>
         </w:rPr>
-        <w:t>[하-20] 정답: ① ORA-01109: database not open</w:t>
+        <w:t>[하-20] 정답: ③ ORA-01109: database not open</w:t>
       </w:r>
     </w:p>
     <w:p>
@@ -422,7 +422,7 @@
           <w:b/>
           <w:sz w:val="21"/>
         </w:rPr>
-        <w:t>[중-01] 정답: ① 원거리에서 동기 전송의 커밋 지연을 줄인다</w:t>
+        <w:t>[중-01] 정답: ② 원거리에서 동기 전송의 커밋 지연을 줄인다</w:t>
       </w:r>
     </w:p>
     <w:p>
@@ -441,7 +441,7 @@
           <w:b/>
           <w:sz w:val="21"/>
         </w:rPr>
-        <w:t>[중-02] 정답: ① V$ARCHIVE_DEST</w:t>
+        <w:t>[중-02] 정답: ④ V$ARCHIVE_DEST</w:t>
       </w:r>
     </w:p>
     <w:p>
@@ -498,7 +498,7 @@
           <w:b/>
           <w:sz w:val="21"/>
         </w:rPr>
-        <w:t>[중-05] 정답: ① RESYNCHRONIZATION</w:t>
+        <w:t>[중-05] 정답: ③ RESYNCHRONIZATION</w:t>
       </w:r>
     </w:p>
     <w:p>
@@ -536,7 +536,7 @@
           <w:b/>
           <w:sz w:val="21"/>
         </w:rPr>
-        <w:t>[중-07] 정답: ① RESYNCHRONIZATION</w:t>
+        <w:t>[중-07] 정답: ③ RESYNCHRONIZATION</w:t>
       </w:r>
     </w:p>
     <w:p>
@@ -555,7 +555,7 @@
           <w:b/>
           <w:sz w:val="21"/>
         </w:rPr>
-        <w:t>[중-08] 정답: ① boston은 비동기로 받으므로 동기 파트너가 아니다</w:t>
+        <w:t>[중-08] 정답: ③ boston은 비동기로 받으므로 동기 파트너가 아니다</w:t>
       </w:r>
     </w:p>
     <w:p>
@@ -574,7 +574,7 @@
           <w:b/>
           <w:sz w:val="21"/>
         </w:rPr>
-        <w:t>[중-09] 정답: ① MAXIMUM AVAILABILITY</w:t>
+        <w:t>[중-09] 정답: ③ MAXIMUM AVAILABILITY</w:t>
       </w:r>
     </w:p>
     <w:p>
@@ -593,7 +593,7 @@
           <w:b/>
           <w:sz w:val="21"/>
         </w:rPr>
-        <w:t>[중-10] 정답: ① 받는 쪽(목적지)</w:t>
+        <w:t>[중-10] 정답: ④ 받는 쪽(목적지)</w:t>
       </w:r>
     </w:p>
     <w:p>
@@ -650,7 +650,7 @@
           <w:b/>
           <w:sz w:val="21"/>
         </w:rPr>
-        <w:t>[중-13] 정답: ① LOG_FILE_NAME_CONVERT</w:t>
+        <w:t>[중-13] 정답: ② LOG_FILE_NAME_CONVERT</w:t>
       </w:r>
     </w:p>
     <w:p>
@@ -669,7 +669,7 @@
           <w:b/>
           <w:sz w:val="21"/>
         </w:rPr>
-        <w:t>[중-14] 정답: ① 정적 등록</w:t>
+        <w:t>[중-14] 정답: ④ 정적 등록</w:t>
       </w:r>
     </w:p>
     <w:p>
@@ -688,7 +688,7 @@
           <w:b/>
           <w:sz w:val="21"/>
         </w:rPr>
-        <w:t>[중-15] 정답: ① 된다. 실측에서 status READY가 함께 나타났다</w:t>
+        <w:t>[중-15] 정답: ④ 된다. 실측에서 status READY가 함께 나타났다</w:t>
       </w:r>
     </w:p>
     <w:p>
@@ -707,7 +707,7 @@
           <w:b/>
           <w:sz w:val="21"/>
         </w:rPr>
-        <w:t>[중-16] 정답: ① 재기동 중과 원격 기동에는 동적 등록이 없다</w:t>
+        <w:t>[중-16] 정답: ③ 재기동 중과 원격 기동에는 동적 등록이 없다</w:t>
       </w:r>
     </w:p>
     <w:p>
@@ -726,7 +726,7 @@
           <w:b/>
           <w:sz w:val="21"/>
         </w:rPr>
-        <w:t>[중-17] 정답: ① 전달하는 쪽에 데이터 파일이 있는지 여부</w:t>
+        <w:t>[중-17] 정답: ② 전달하는 쪽에 데이터 파일이 있는지 여부</w:t>
       </w:r>
     </w:p>
     <w:p>
@@ -745,7 +745,7 @@
           <w:b/>
           <w:sz w:val="21"/>
         </w:rPr>
-        <w:t>[중-18] 정답: ① 오류 없이 받아들여진다</w:t>
+        <w:t>[중-18] 정답: ③ 오류 없이 받아들여진다</w:t>
       </w:r>
     </w:p>
     <w:p>
@@ -764,7 +764,7 @@
           <w:b/>
           <w:sz w:val="21"/>
         </w:rPr>
-        <w:t>[중-19] 정답: ① ASYNC</w:t>
+        <w:t>[중-19] 정답: ④ ASYNC</w:t>
       </w:r>
     </w:p>
     <w:p>
@@ -783,7 +783,7 @@
           <w:b/>
           <w:sz w:val="21"/>
         </w:rPr>
-        <w:t>[중-20] 정답: ① 보호 모드를 먼저 내리고 동기 목적지를 바꾼다</w:t>
+        <w:t>[중-20] 정답: ② 보호 모드를 먼저 내리고 동기 목적지를 바꾼다</w:t>
       </w:r>
     </w:p>
     <w:p>
@@ -829,7 +829,7 @@
           <w:b/>
           <w:sz w:val="21"/>
         </w:rPr>
-        <w:t>[상-02] 정답: ① 두 뷰가 보는 것이 다르다 — 정의와 실제 그룹</w:t>
+        <w:t>[상-02] 정답: ③ 두 뷰가 보는 것이 다르다 — 정의와 실제 그룹</w:t>
       </w:r>
     </w:p>
     <w:p>
@@ -886,7 +886,7 @@
           <w:b/>
           <w:sz w:val="21"/>
         </w:rPr>
-        <w:t>[상-05] 정답: ① V$DIAG_INFO를 조회한다</w:t>
+        <w:t>[상-05] 정답: ④ V$DIAG_INFO를 조회한다</w:t>
       </w:r>
     </w:p>
     <w:p>
@@ -943,7 +943,7 @@
           <w:b/>
           <w:sz w:val="21"/>
         </w:rPr>
-        <w:t>[상-08] 정답: ① 보호 수준이 떨어지지만 Primary는 계속 동작한다</w:t>
+        <w:t>[상-08] 정답: ④ 보호 수준이 떨어지지만 Primary는 계속 동작한다</w:t>
       </w:r>
     </w:p>
     <w:p>
@@ -962,7 +962,7 @@
           <w:b/>
           <w:sz w:val="21"/>
         </w:rPr>
-        <w:t>[상-09] 정답: ① 받는 쪽이 디스크에 쓰기 전에 응답한다</w:t>
+        <w:t>[상-09] 정답: ④ 받는 쪽이 디스크에 쓰기 전에 응답한다</w:t>
       </w:r>
     </w:p>
     <w:p>
@@ -981,7 +981,7 @@
           <w:b/>
           <w:sz w:val="21"/>
         </w:rPr>
-        <w:t>[상-10] 정답: ① 동시 소실을 피할 만큼 떨어지되 동기 전송의 이점이 남을 만큼 가깝게</w:t>
+        <w:t>[상-10] 정답: ② 동시 소실을 피할 만큼 떨어지되 동기 전송의 이점이 남을 만큼 가깝게</w:t>
       </w:r>
     </w:p>
     <w:p>

--- a/ADG/10장/10장_실습문제_정답.docx
+++ b/ADG/10장/10장_실습문제_정답.docx
@@ -43,7 +43,49 @@
           <w:rFonts w:ascii="맑은 고딕" w:hAnsi="맑은 고딕" w:eastAsia="맑은 고딕"/>
           <w:sz w:val="21"/>
         </w:rPr>
-        <w:t>해설: 띄어 쓴다. Primary는 `PRIMARY`, Standby는 `PHYSICAL STANDBY`, Far Sync는 `FAR SYNC`다. 세 번째 역할이다.</w:t>
+        <w:t xml:space="preserve">해설: 띄어 쓴다. Primary는 </w:t>
+      </w:r>
+      <w:r>
+        <w:rPr>
+          <w:rFonts w:ascii="Consolas" w:hAnsi="Consolas" w:eastAsia="맑은 고딕"/>
+          <w:sz w:val="21"/>
+        </w:rPr>
+        <w:t xml:space="preserve">PRIMARY</w:t>
+      </w:r>
+      <w:r>
+        <w:rPr>
+          <w:rFonts w:ascii="맑은 고딕" w:hAnsi="맑은 고딕" w:eastAsia="맑은 고딕"/>
+          <w:sz w:val="21"/>
+        </w:rPr>
+        <w:t xml:space="preserve">, Standby는 </w:t>
+      </w:r>
+      <w:r>
+        <w:rPr>
+          <w:rFonts w:ascii="Consolas" w:hAnsi="Consolas" w:eastAsia="맑은 고딕"/>
+          <w:sz w:val="21"/>
+        </w:rPr>
+        <w:t xml:space="preserve">PHYSICAL STANDBY</w:t>
+      </w:r>
+      <w:r>
+        <w:rPr>
+          <w:rFonts w:ascii="맑은 고딕" w:hAnsi="맑은 고딕" w:eastAsia="맑은 고딕"/>
+          <w:sz w:val="21"/>
+        </w:rPr>
+        <w:t xml:space="preserve">, Far Sync는 </w:t>
+      </w:r>
+      <w:r>
+        <w:rPr>
+          <w:rFonts w:ascii="Consolas" w:hAnsi="Consolas" w:eastAsia="맑은 고딕"/>
+          <w:sz w:val="21"/>
+        </w:rPr>
+        <w:t xml:space="preserve">FAR SYNC</w:t>
+      </w:r>
+      <w:r>
+        <w:rPr>
+          <w:rFonts w:ascii="맑은 고딕" w:hAnsi="맑은 고딕" w:eastAsia="맑은 고딕"/>
+          <w:sz w:val="21"/>
+        </w:rPr>
+        <w:t xml:space="preserve">다. 세 번째 역할이다.</w:t>
       </w:r>
     </w:p>
     <w:p>
@@ -62,7 +104,63 @@
           <w:rFonts w:ascii="맑은 고딕" w:hAnsi="맑은 고딕" w:eastAsia="맑은 고딕"/>
           <w:sz w:val="21"/>
         </w:rPr>
-        <w:t>해설: `DATABASE_ROLE`은 띄어 쓰고 `CONTROLFILE_TYPE`은 붙여 쓴다. 헷갈리기 쉬운 지점이다. Primary는 `CURRENT`, Standby는 `STANDBY`.</w:t>
+        <w:t xml:space="preserve">해설: </w:t>
+      </w:r>
+      <w:r>
+        <w:rPr>
+          <w:rFonts w:ascii="Consolas" w:hAnsi="Consolas" w:eastAsia="맑은 고딕"/>
+          <w:sz w:val="21"/>
+        </w:rPr>
+        <w:t xml:space="preserve">DATABASE_ROLE</w:t>
+      </w:r>
+      <w:r>
+        <w:rPr>
+          <w:rFonts w:ascii="맑은 고딕" w:hAnsi="맑은 고딕" w:eastAsia="맑은 고딕"/>
+          <w:sz w:val="21"/>
+        </w:rPr>
+        <w:t xml:space="preserve">은 띄어 쓰고 </w:t>
+      </w:r>
+      <w:r>
+        <w:rPr>
+          <w:rFonts w:ascii="Consolas" w:hAnsi="Consolas" w:eastAsia="맑은 고딕"/>
+          <w:sz w:val="21"/>
+        </w:rPr>
+        <w:t xml:space="preserve">CONTROLFILE_TYPE</w:t>
+      </w:r>
+      <w:r>
+        <w:rPr>
+          <w:rFonts w:ascii="맑은 고딕" w:hAnsi="맑은 고딕" w:eastAsia="맑은 고딕"/>
+          <w:sz w:val="21"/>
+        </w:rPr>
+        <w:t xml:space="preserve">은 붙여 쓴다. 헷갈리기 쉬운 지점이다. Primary는 </w:t>
+      </w:r>
+      <w:r>
+        <w:rPr>
+          <w:rFonts w:ascii="Consolas" w:hAnsi="Consolas" w:eastAsia="맑은 고딕"/>
+          <w:sz w:val="21"/>
+        </w:rPr>
+        <w:t xml:space="preserve">CURRENT</w:t>
+      </w:r>
+      <w:r>
+        <w:rPr>
+          <w:rFonts w:ascii="맑은 고딕" w:hAnsi="맑은 고딕" w:eastAsia="맑은 고딕"/>
+          <w:sz w:val="21"/>
+        </w:rPr>
+        <w:t xml:space="preserve">, Standby는 </w:t>
+      </w:r>
+      <w:r>
+        <w:rPr>
+          <w:rFonts w:ascii="Consolas" w:hAnsi="Consolas" w:eastAsia="맑은 고딕"/>
+          <w:sz w:val="21"/>
+        </w:rPr>
+        <w:t xml:space="preserve">STANDBY</w:t>
+      </w:r>
+      <w:r>
+        <w:rPr>
+          <w:rFonts w:ascii="맑은 고딕" w:hAnsi="맑은 고딕" w:eastAsia="맑은 고딕"/>
+          <w:sz w:val="21"/>
+        </w:rPr>
+        <w:t xml:space="preserve">.</w:t>
       </w:r>
     </w:p>
     <w:p>
@@ -81,7 +179,35 @@
           <w:rFonts w:ascii="맑은 고딕" w:hAnsi="맑은 고딕" w:eastAsia="맑은 고딕"/>
           <w:sz w:val="21"/>
         </w:rPr>
-        <w:t>해설: Primary에서 실행한다. Standby용 명령(`CREATE STANDBY CONTROLFILE`)과 형태가 비슷하지만 `FAR SYNC INSTANCE`가 들어간다.</w:t>
+        <w:t xml:space="preserve">해설: Primary에서 실행한다. Standby용 명령(</w:t>
+      </w:r>
+      <w:r>
+        <w:rPr>
+          <w:rFonts w:ascii="Consolas" w:hAnsi="Consolas" w:eastAsia="맑은 고딕"/>
+          <w:sz w:val="21"/>
+        </w:rPr>
+        <w:t xml:space="preserve">CREATE STANDBY CONTROLFILE</w:t>
+      </w:r>
+      <w:r>
+        <w:rPr>
+          <w:rFonts w:ascii="맑은 고딕" w:hAnsi="맑은 고딕" w:eastAsia="맑은 고딕"/>
+          <w:sz w:val="21"/>
+        </w:rPr>
+        <w:t xml:space="preserve">)과 형태가 비슷하지만 </w:t>
+      </w:r>
+      <w:r>
+        <w:rPr>
+          <w:rFonts w:ascii="Consolas" w:hAnsi="Consolas" w:eastAsia="맑은 고딕"/>
+          <w:sz w:val="21"/>
+        </w:rPr>
+        <w:t xml:space="preserve">FAR SYNC INSTANCE</w:t>
+      </w:r>
+      <w:r>
+        <w:rPr>
+          <w:rFonts w:ascii="맑은 고딕" w:hAnsi="맑은 고딕" w:eastAsia="맑은 고딕"/>
+          <w:sz w:val="21"/>
+        </w:rPr>
+        <w:t xml:space="preserve">가 들어간다.</w:t>
       </w:r>
     </w:p>
     <w:p>
@@ -119,7 +245,35 @@
           <w:rFonts w:ascii="맑은 고딕" w:hAnsi="맑은 고딕" w:eastAsia="맑은 고딕"/>
           <w:sz w:val="21"/>
         </w:rPr>
-        <w:t>해설: `invalid SQL statement`. "그런 SQL 문장은 없다"는 뜻이다. SQL 구문에서는 `FAR SYNC`로 띄어 쓴다.</w:t>
+        <w:t xml:space="preserve">해설: </w:t>
+      </w:r>
+      <w:r>
+        <w:rPr>
+          <w:rFonts w:ascii="Consolas" w:hAnsi="Consolas" w:eastAsia="맑은 고딕"/>
+          <w:sz w:val="21"/>
+        </w:rPr>
+        <w:t xml:space="preserve">invalid SQL statement</w:t>
+      </w:r>
+      <w:r>
+        <w:rPr>
+          <w:rFonts w:ascii="맑은 고딕" w:hAnsi="맑은 고딕" w:eastAsia="맑은 고딕"/>
+          <w:sz w:val="21"/>
+        </w:rPr>
+        <w:t xml:space="preserve">. "그런 SQL 문장은 없다"는 뜻이다. SQL 구문에서는 </w:t>
+      </w:r>
+      <w:r>
+        <w:rPr>
+          <w:rFonts w:ascii="Consolas" w:hAnsi="Consolas" w:eastAsia="맑은 고딕"/>
+          <w:sz w:val="21"/>
+        </w:rPr>
+        <w:t xml:space="preserve">FAR SYNC</w:t>
+      </w:r>
+      <w:r>
+        <w:rPr>
+          <w:rFonts w:ascii="맑은 고딕" w:hAnsi="맑은 고딕" w:eastAsia="맑은 고딕"/>
+          <w:sz w:val="21"/>
+        </w:rPr>
+        <w:t xml:space="preserve">로 띄어 쓴다.</w:t>
       </w:r>
     </w:p>
     <w:p>
@@ -138,7 +292,21 @@
           <w:rFonts w:ascii="맑은 고딕" w:hAnsi="맑은 고딕" w:eastAsia="맑은 고딕"/>
           <w:sz w:val="21"/>
         </w:rPr>
-        <w:t>해설: 데이터 파일이 없다는 것이 Far Sync의 정의다. 참고로 `V$TEMPFILE`은 3행인데 이는 정의만 상속된 것이며 실제 파일은 없다.</w:t>
+        <w:t xml:space="preserve">해설: 데이터 파일이 없다는 것이 Far Sync의 정의다. 참고로 </w:t>
+      </w:r>
+      <w:r>
+        <w:rPr>
+          <w:rFonts w:ascii="Consolas" w:hAnsi="Consolas" w:eastAsia="맑은 고딕"/>
+          <w:sz w:val="21"/>
+        </w:rPr>
+        <w:t xml:space="preserve">V$TEMPFILE</w:t>
+      </w:r>
+      <w:r>
+        <w:rPr>
+          <w:rFonts w:ascii="맑은 고딕" w:hAnsi="맑은 고딕" w:eastAsia="맑은 고딕"/>
+          <w:sz w:val="21"/>
+        </w:rPr>
+        <w:t xml:space="preserve">은 3행인데 이는 정의만 상속된 것이며 실제 파일은 없다.</w:t>
       </w:r>
     </w:p>
     <w:p>
@@ -157,7 +325,21 @@
           <w:rFonts w:ascii="맑은 고딕" w:hAnsi="맑은 고딕" w:eastAsia="맑은 고딕"/>
           <w:sz w:val="21"/>
         </w:rPr>
-        <w:t>해설: Far Sync는 자기 온라인 리두를 쓰지 않으므로 로그 그룹이 존재하지 않는다. `V$LOGFILE`에는 ONLINE 정의 3개가 남아 있는 것과 대비된다.</w:t>
+        <w:t xml:space="preserve">해설: Far Sync는 자기 온라인 리두를 쓰지 않으므로 로그 그룹이 존재하지 않는다. </w:t>
+      </w:r>
+      <w:r>
+        <w:rPr>
+          <w:rFonts w:ascii="Consolas" w:hAnsi="Consolas" w:eastAsia="맑은 고딕"/>
+          <w:sz w:val="21"/>
+        </w:rPr>
+        <w:t xml:space="preserve">V$LOGFILE</w:t>
+      </w:r>
+      <w:r>
+        <w:rPr>
+          <w:rFonts w:ascii="맑은 고딕" w:hAnsi="맑은 고딕" w:eastAsia="맑은 고딕"/>
+          <w:sz w:val="21"/>
+        </w:rPr>
+        <w:t xml:space="preserve">에는 ONLINE 정의 3개가 남아 있는 것과 대비된다.</w:t>
       </w:r>
     </w:p>
     <w:p>
@@ -195,7 +377,35 @@
           <w:rFonts w:ascii="맑은 고딕" w:hAnsi="맑은 고딕" w:eastAsia="맑은 고딕"/>
           <w:sz w:val="21"/>
         </w:rPr>
-        <w:t>해설: `far sync instance does not allow Open operation`. `READ ONLY`를 붙여도 같다. 열려면 데이터 파일이 있어야 하는데 없다.</w:t>
+        <w:t xml:space="preserve">해설: </w:t>
+      </w:r>
+      <w:r>
+        <w:rPr>
+          <w:rFonts w:ascii="Consolas" w:hAnsi="Consolas" w:eastAsia="맑은 고딕"/>
+          <w:sz w:val="21"/>
+        </w:rPr>
+        <w:t xml:space="preserve">far sync instance does not allow Open operation</w:t>
+      </w:r>
+      <w:r>
+        <w:rPr>
+          <w:rFonts w:ascii="맑은 고딕" w:hAnsi="맑은 고딕" w:eastAsia="맑은 고딕"/>
+          <w:sz w:val="21"/>
+        </w:rPr>
+        <w:t xml:space="preserve">. </w:t>
+      </w:r>
+      <w:r>
+        <w:rPr>
+          <w:rFonts w:ascii="Consolas" w:hAnsi="Consolas" w:eastAsia="맑은 고딕"/>
+          <w:sz w:val="21"/>
+        </w:rPr>
+        <w:t xml:space="preserve">READ ONLY</w:t>
+      </w:r>
+      <w:r>
+        <w:rPr>
+          <w:rFonts w:ascii="맑은 고딕" w:hAnsi="맑은 고딕" w:eastAsia="맑은 고딕"/>
+          <w:sz w:val="21"/>
+        </w:rPr>
+        <w:t xml:space="preserve">를 붙여도 같다. 열려면 데이터 파일이 있어야 하는데 없다.</w:t>
       </w:r>
     </w:p>
     <w:p>
@@ -214,7 +424,21 @@
           <w:rFonts w:ascii="맑은 고딕" w:hAnsi="맑은 고딕" w:eastAsia="맑은 고딕"/>
           <w:sz w:val="21"/>
         </w:rPr>
-        <w:t>해설: `control file is not a standby control file`. 1장에서 Primary에 MRP를 띄우려다 만난 것과 같은 오류다. 적용 여부를 컨트롤 파일 유형으로 판단한다.</w:t>
+        <w:t xml:space="preserve">해설: </w:t>
+      </w:r>
+      <w:r>
+        <w:rPr>
+          <w:rFonts w:ascii="Consolas" w:hAnsi="Consolas" w:eastAsia="맑은 고딕"/>
+          <w:sz w:val="21"/>
+        </w:rPr>
+        <w:t xml:space="preserve">control file is not a standby control file</w:t>
+      </w:r>
+      <w:r>
+        <w:rPr>
+          <w:rFonts w:ascii="맑은 고딕" w:hAnsi="맑은 고딕" w:eastAsia="맑은 고딕"/>
+          <w:sz w:val="21"/>
+        </w:rPr>
+        <w:t xml:space="preserve">. 1장에서 Primary에 MRP를 띄우려다 만난 것과 같은 오류다. 적용 여부를 컨트롤 파일 유형으로 판단한다.</w:t>
       </w:r>
     </w:p>
     <w:p>
@@ -233,7 +457,21 @@
           <w:rFonts w:ascii="맑은 고딕" w:hAnsi="맑은 고딕" w:eastAsia="맑은 고딕"/>
           <w:sz w:val="21"/>
         </w:rPr>
-        <w:t>해설: `logfile group 4 already exists`. 컨트롤 파일이 Primary의 로그 그룹 정의를 담아 왔으므로 이미 존재한다. 네 그룹 모두 같은 오류였다.</w:t>
+        <w:t xml:space="preserve">해설: </w:t>
+      </w:r>
+      <w:r>
+        <w:rPr>
+          <w:rFonts w:ascii="Consolas" w:hAnsi="Consolas" w:eastAsia="맑은 고딕"/>
+          <w:sz w:val="21"/>
+        </w:rPr>
+        <w:t xml:space="preserve">logfile group 4 already exists</w:t>
+      </w:r>
+      <w:r>
+        <w:rPr>
+          <w:rFonts w:ascii="맑은 고딕" w:hAnsi="맑은 고딕" w:eastAsia="맑은 고딕"/>
+          <w:sz w:val="21"/>
+        </w:rPr>
+        <w:t xml:space="preserve">. 컨트롤 파일이 Primary의 로그 그룹 정의를 담아 왔으므로 이미 존재한다. 네 그룹 모두 같은 오류였다.</w:t>
       </w:r>
     </w:p>
     <w:p>
@@ -252,7 +490,35 @@
           <w:rFonts w:ascii="맑은 고딕" w:hAnsi="맑은 고딕" w:eastAsia="맑은 고딕"/>
           <w:sz w:val="21"/>
         </w:rPr>
-        <w:t>해설: `CLEAR`는 로그 그룹을 비우는 명령이며 파일이 없으면 만들어 준다. 8장의 `CREATE DATAFILE ... AS NEW`와 같은 발상이다.</w:t>
+        <w:t xml:space="preserve">해설: </w:t>
+      </w:r>
+      <w:r>
+        <w:rPr>
+          <w:rFonts w:ascii="Consolas" w:hAnsi="Consolas" w:eastAsia="맑은 고딕"/>
+          <w:sz w:val="21"/>
+        </w:rPr>
+        <w:t xml:space="preserve">CLEAR</w:t>
+      </w:r>
+      <w:r>
+        <w:rPr>
+          <w:rFonts w:ascii="맑은 고딕" w:hAnsi="맑은 고딕" w:eastAsia="맑은 고딕"/>
+          <w:sz w:val="21"/>
+        </w:rPr>
+        <w:t xml:space="preserve">는 로그 그룹을 비우는 명령이며 파일이 없으면 만들어 준다. 8장의 </w:t>
+      </w:r>
+      <w:r>
+        <w:rPr>
+          <w:rFonts w:ascii="Consolas" w:hAnsi="Consolas" w:eastAsia="맑은 고딕"/>
+          <w:sz w:val="21"/>
+        </w:rPr>
+        <w:t xml:space="preserve">CREATE DATAFILE ... AS NEW</w:t>
+      </w:r>
+      <w:r>
+        <w:rPr>
+          <w:rFonts w:ascii="맑은 고딕" w:hAnsi="맑은 고딕" w:eastAsia="맑은 고딕"/>
+          <w:sz w:val="21"/>
+        </w:rPr>
+        <w:t xml:space="preserve">와 같은 발상이다.</w:t>
       </w:r>
     </w:p>
     <w:p>
@@ -290,7 +556,35 @@
           <w:rFonts w:ascii="맑은 고딕" w:hAnsi="맑은 고딕" w:eastAsia="맑은 고딕"/>
           <w:sz w:val="21"/>
         </w:rPr>
-        <w:t>해설: 가까운 Far Sync와만 동기로 대화하는 것이 Far Sync를 쓰는 이유다. 실측 `TRANSMIT_MODE=PARALLELSYNC`, `AFFIRM=YES`.</w:t>
+        <w:t xml:space="preserve">해설: 가까운 Far Sync와만 동기로 대화하는 것이 Far Sync를 쓰는 이유다. 실측 </w:t>
+      </w:r>
+      <w:r>
+        <w:rPr>
+          <w:rFonts w:ascii="Consolas" w:hAnsi="Consolas" w:eastAsia="맑은 고딕"/>
+          <w:sz w:val="21"/>
+        </w:rPr>
+        <w:t xml:space="preserve">TRANSMIT_MODE=PARALLELSYNC</w:t>
+      </w:r>
+      <w:r>
+        <w:rPr>
+          <w:rFonts w:ascii="맑은 고딕" w:hAnsi="맑은 고딕" w:eastAsia="맑은 고딕"/>
+          <w:sz w:val="21"/>
+        </w:rPr>
+        <w:t xml:space="preserve">, </w:t>
+      </w:r>
+      <w:r>
+        <w:rPr>
+          <w:rFonts w:ascii="Consolas" w:hAnsi="Consolas" w:eastAsia="맑은 고딕"/>
+          <w:sz w:val="21"/>
+        </w:rPr>
+        <w:t xml:space="preserve">AFFIRM=YES</w:t>
+      </w:r>
+      <w:r>
+        <w:rPr>
+          <w:rFonts w:ascii="맑은 고딕" w:hAnsi="맑은 고딕" w:eastAsia="맑은 고딕"/>
+          <w:sz w:val="21"/>
+        </w:rPr>
+        <w:t xml:space="preserve">.</w:t>
       </w:r>
     </w:p>
     <w:p>
@@ -328,7 +622,21 @@
           <w:rFonts w:ascii="맑은 고딕" w:hAnsi="맑은 고딕" w:eastAsia="맑은 고딕"/>
           <w:sz w:val="21"/>
         </w:rPr>
-        <w:t>해설: Far Sync는 자기가 만든 리두가 없다. 받은 것을 넘기므로 출처가 SRL이다. Primary의 목적지가 `(ONLINE_LOGFILES, PRIMARY_ROLE)`인 것과 대비된다.</w:t>
+        <w:t xml:space="preserve">해설: Far Sync는 자기가 만든 리두가 없다. 받은 것을 넘기므로 출처가 SRL이다. Primary의 목적지가 </w:t>
+      </w:r>
+      <w:r>
+        <w:rPr>
+          <w:rFonts w:ascii="Consolas" w:hAnsi="Consolas" w:eastAsia="맑은 고딕"/>
+          <w:sz w:val="21"/>
+        </w:rPr>
+        <w:t xml:space="preserve">(ONLINE_LOGFILES, PRIMARY_ROLE)</w:t>
+      </w:r>
+      <w:r>
+        <w:rPr>
+          <w:rFonts w:ascii="맑은 고딕" w:hAnsi="맑은 고딕" w:eastAsia="맑은 고딕"/>
+          <w:sz w:val="21"/>
+        </w:rPr>
+        <w:t xml:space="preserve">인 것과 대비된다.</w:t>
       </w:r>
     </w:p>
     <w:p>
@@ -347,7 +655,21 @@
           <w:rFonts w:ascii="맑은 고딕" w:hAnsi="맑은 고딕" w:eastAsia="맑은 고딕"/>
           <w:sz w:val="21"/>
         </w:rPr>
-        <w:t>해설: 한 번으로 끝난다. 컨트롤 파일이 이미 Far Sync용이므로 `MOUNT STANDBY DATABASE`를 따로 하지 않는다.</w:t>
+        <w:t xml:space="preserve">해설: 한 번으로 끝난다. 컨트롤 파일이 이미 Far Sync용이므로 </w:t>
+      </w:r>
+      <w:r>
+        <w:rPr>
+          <w:rFonts w:ascii="Consolas" w:hAnsi="Consolas" w:eastAsia="맑은 고딕"/>
+          <w:sz w:val="21"/>
+        </w:rPr>
+        <w:t xml:space="preserve">MOUNT STANDBY DATABASE</w:t>
+      </w:r>
+      <w:r>
+        <w:rPr>
+          <w:rFonts w:ascii="맑은 고딕" w:hAnsi="맑은 고딕" w:eastAsia="맑은 고딕"/>
+          <w:sz w:val="21"/>
+        </w:rPr>
+        <w:t xml:space="preserve">를 따로 하지 않는다.</w:t>
       </w:r>
     </w:p>
     <w:p>
@@ -366,7 +688,35 @@
           <w:rFonts w:ascii="맑은 고딕" w:hAnsi="맑은 고딕" w:eastAsia="맑은 고딕"/>
           <w:sz w:val="21"/>
         </w:rPr>
-        <w:t>해설: 데이터 파일·임시 파일·리두 로그는 옮기지 않는다. 패스워드 파일은 `orapw&lt;SID&gt;` 규칙에 따라 `orapwfarsync`로 이름이 바뀐다.</w:t>
+        <w:t xml:space="preserve">해설: 데이터 파일·임시 파일·리두 로그는 옮기지 않는다. 패스워드 파일은 </w:t>
+      </w:r>
+      <w:r>
+        <w:rPr>
+          <w:rFonts w:ascii="Consolas" w:hAnsi="Consolas" w:eastAsia="맑은 고딕"/>
+          <w:sz w:val="21"/>
+        </w:rPr>
+        <w:t xml:space="preserve">orapw&lt;SID&gt;</w:t>
+      </w:r>
+      <w:r>
+        <w:rPr>
+          <w:rFonts w:ascii="맑은 고딕" w:hAnsi="맑은 고딕" w:eastAsia="맑은 고딕"/>
+          <w:sz w:val="21"/>
+        </w:rPr>
+        <w:t xml:space="preserve"> 규칙에 따라 </w:t>
+      </w:r>
+      <w:r>
+        <w:rPr>
+          <w:rFonts w:ascii="Consolas" w:hAnsi="Consolas" w:eastAsia="맑은 고딕"/>
+          <w:sz w:val="21"/>
+        </w:rPr>
+        <w:t xml:space="preserve">orapwfarsync</w:t>
+      </w:r>
+      <w:r>
+        <w:rPr>
+          <w:rFonts w:ascii="맑은 고딕" w:hAnsi="맑은 고딕" w:eastAsia="맑은 고딕"/>
+          <w:sz w:val="21"/>
+        </w:rPr>
+        <w:t xml:space="preserve">로 이름이 바뀐다.</w:t>
       </w:r>
     </w:p>
     <w:p>
@@ -385,7 +735,35 @@
           <w:rFonts w:ascii="맑은 고딕" w:hAnsi="맑은 고딕" w:eastAsia="맑은 고딕"/>
           <w:sz w:val="21"/>
         </w:rPr>
-        <w:t>해설: `server not in Data Guard configuration`. 받는 쪽의 `DG_CONFIG` 목록에 보내는 쪽 이름이 없으면 연결을 거부한다.</w:t>
+        <w:t xml:space="preserve">해설: </w:t>
+      </w:r>
+      <w:r>
+        <w:rPr>
+          <w:rFonts w:ascii="Consolas" w:hAnsi="Consolas" w:eastAsia="맑은 고딕"/>
+          <w:sz w:val="21"/>
+        </w:rPr>
+        <w:t xml:space="preserve">server not in Data Guard configuration</w:t>
+      </w:r>
+      <w:r>
+        <w:rPr>
+          <w:rFonts w:ascii="맑은 고딕" w:hAnsi="맑은 고딕" w:eastAsia="맑은 고딕"/>
+          <w:sz w:val="21"/>
+        </w:rPr>
+        <w:t xml:space="preserve">. 받는 쪽의 </w:t>
+      </w:r>
+      <w:r>
+        <w:rPr>
+          <w:rFonts w:ascii="Consolas" w:hAnsi="Consolas" w:eastAsia="맑은 고딕"/>
+          <w:sz w:val="21"/>
+        </w:rPr>
+        <w:t xml:space="preserve">DG_CONFIG</w:t>
+      </w:r>
+      <w:r>
+        <w:rPr>
+          <w:rFonts w:ascii="맑은 고딕" w:hAnsi="맑은 고딕" w:eastAsia="맑은 고딕"/>
+          <w:sz w:val="21"/>
+        </w:rPr>
+        <w:t xml:space="preserve"> 목록에 보내는 쪽 이름이 없으면 연결을 거부한다.</w:t>
       </w:r>
     </w:p>
     <w:p>
@@ -404,7 +782,49 @@
           <w:rFonts w:ascii="맑은 고딕" w:hAnsi="맑은 고딕" w:eastAsia="맑은 고딕"/>
           <w:sz w:val="21"/>
         </w:rPr>
-        <w:t>해설: 정상이다. `SHUTDOWN IMMEDIATE`가 먼저 데이터베이스를 닫으려 하는데 애초에 열린 적이 없기 때문이다. 이어서 `Database dismounted.`와 `ORACLE instance shut down.`이 나온다.</w:t>
+        <w:t xml:space="preserve">해설: 정상이다. </w:t>
+      </w:r>
+      <w:r>
+        <w:rPr>
+          <w:rFonts w:ascii="Consolas" w:hAnsi="Consolas" w:eastAsia="맑은 고딕"/>
+          <w:sz w:val="21"/>
+        </w:rPr>
+        <w:t xml:space="preserve">SHUTDOWN IMMEDIATE</w:t>
+      </w:r>
+      <w:r>
+        <w:rPr>
+          <w:rFonts w:ascii="맑은 고딕" w:hAnsi="맑은 고딕" w:eastAsia="맑은 고딕"/>
+          <w:sz w:val="21"/>
+        </w:rPr>
+        <w:t xml:space="preserve">가 먼저 데이터베이스를 닫으려 하는데 애초에 열린 적이 없기 때문이다. 이어서 </w:t>
+      </w:r>
+      <w:r>
+        <w:rPr>
+          <w:rFonts w:ascii="Consolas" w:hAnsi="Consolas" w:eastAsia="맑은 고딕"/>
+          <w:sz w:val="21"/>
+        </w:rPr>
+        <w:t xml:space="preserve">Database dismounted.</w:t>
+      </w:r>
+      <w:r>
+        <w:rPr>
+          <w:rFonts w:ascii="맑은 고딕" w:hAnsi="맑은 고딕" w:eastAsia="맑은 고딕"/>
+          <w:sz w:val="21"/>
+        </w:rPr>
+        <w:t xml:space="preserve">와 </w:t>
+      </w:r>
+      <w:r>
+        <w:rPr>
+          <w:rFonts w:ascii="Consolas" w:hAnsi="Consolas" w:eastAsia="맑은 고딕"/>
+          <w:sz w:val="21"/>
+        </w:rPr>
+        <w:t xml:space="preserve">ORACLE instance shut down.</w:t>
+      </w:r>
+      <w:r>
+        <w:rPr>
+          <w:rFonts w:ascii="맑은 고딕" w:hAnsi="맑은 고딕" w:eastAsia="맑은 고딕"/>
+          <w:sz w:val="21"/>
+        </w:rPr>
+        <w:t xml:space="preserve">이 나온다.</w:t>
       </w:r>
     </w:p>
     <w:p>
@@ -450,7 +870,106 @@
           <w:rFonts w:ascii="맑은 고딕" w:hAnsi="맑은 고딕" w:eastAsia="맑은 고딕"/>
           <w:sz w:val="21"/>
         </w:rPr>
-        <w:t>해설: 이 뷰는 목적지의 **설정**을 담는다. `TRANSMIT_MODE`, `AFFIRM`, `BINDING`, `VALID_NOW`, `VALID_ROLE`, `VALID_TYPE`이 여기 있다.</w:t>
+        <w:t xml:space="preserve">해설: 이 뷰는 목적지의 </w:t>
+      </w:r>
+      <w:r>
+        <w:rPr>
+          <w:rFonts w:ascii="맑은 고딕" w:hAnsi="맑은 고딕" w:eastAsia="맑은 고딕"/>
+          <w:b/>
+          <w:sz w:val="21"/>
+        </w:rPr>
+        <w:t xml:space="preserve">설정</w:t>
+      </w:r>
+      <w:r>
+        <w:rPr>
+          <w:rFonts w:ascii="맑은 고딕" w:hAnsi="맑은 고딕" w:eastAsia="맑은 고딕"/>
+          <w:sz w:val="21"/>
+        </w:rPr>
+        <w:t xml:space="preserve">을 담는다. </w:t>
+      </w:r>
+      <w:r>
+        <w:rPr>
+          <w:rFonts w:ascii="Consolas" w:hAnsi="Consolas" w:eastAsia="맑은 고딕"/>
+          <w:sz w:val="21"/>
+        </w:rPr>
+        <w:t xml:space="preserve">TRANSMIT_MODE</w:t>
+      </w:r>
+      <w:r>
+        <w:rPr>
+          <w:rFonts w:ascii="맑은 고딕" w:hAnsi="맑은 고딕" w:eastAsia="맑은 고딕"/>
+          <w:sz w:val="21"/>
+        </w:rPr>
+        <w:t xml:space="preserve">, </w:t>
+      </w:r>
+      <w:r>
+        <w:rPr>
+          <w:rFonts w:ascii="Consolas" w:hAnsi="Consolas" w:eastAsia="맑은 고딕"/>
+          <w:sz w:val="21"/>
+        </w:rPr>
+        <w:t xml:space="preserve">AFFIRM</w:t>
+      </w:r>
+      <w:r>
+        <w:rPr>
+          <w:rFonts w:ascii="맑은 고딕" w:hAnsi="맑은 고딕" w:eastAsia="맑은 고딕"/>
+          <w:sz w:val="21"/>
+        </w:rPr>
+        <w:t xml:space="preserve">, </w:t>
+      </w:r>
+      <w:r>
+        <w:rPr>
+          <w:rFonts w:ascii="Consolas" w:hAnsi="Consolas" w:eastAsia="맑은 고딕"/>
+          <w:sz w:val="21"/>
+        </w:rPr>
+        <w:t xml:space="preserve">BINDING</w:t>
+      </w:r>
+      <w:r>
+        <w:rPr>
+          <w:rFonts w:ascii="맑은 고딕" w:hAnsi="맑은 고딕" w:eastAsia="맑은 고딕"/>
+          <w:sz w:val="21"/>
+        </w:rPr>
+        <w:t xml:space="preserve">, </w:t>
+      </w:r>
+      <w:r>
+        <w:rPr>
+          <w:rFonts w:ascii="Consolas" w:hAnsi="Consolas" w:eastAsia="맑은 고딕"/>
+          <w:sz w:val="21"/>
+        </w:rPr>
+        <w:t xml:space="preserve">VALID_NOW</w:t>
+      </w:r>
+      <w:r>
+        <w:rPr>
+          <w:rFonts w:ascii="맑은 고딕" w:hAnsi="맑은 고딕" w:eastAsia="맑은 고딕"/>
+          <w:sz w:val="21"/>
+        </w:rPr>
+        <w:t xml:space="preserve">, </w:t>
+      </w:r>
+      <w:r>
+        <w:rPr>
+          <w:rFonts w:ascii="Consolas" w:hAnsi="Consolas" w:eastAsia="맑은 고딕"/>
+          <w:sz w:val="21"/>
+        </w:rPr>
+        <w:t xml:space="preserve">VALID_ROLE</w:t>
+      </w:r>
+      <w:r>
+        <w:rPr>
+          <w:rFonts w:ascii="맑은 고딕" w:hAnsi="맑은 고딕" w:eastAsia="맑은 고딕"/>
+          <w:sz w:val="21"/>
+        </w:rPr>
+        <w:t xml:space="preserve">, </w:t>
+      </w:r>
+      <w:r>
+        <w:rPr>
+          <w:rFonts w:ascii="Consolas" w:hAnsi="Consolas" w:eastAsia="맑은 고딕"/>
+          <w:sz w:val="21"/>
+        </w:rPr>
+        <w:t xml:space="preserve">VALID_TYPE</w:t>
+      </w:r>
+      <w:r>
+        <w:rPr>
+          <w:rFonts w:ascii="맑은 고딕" w:hAnsi="맑은 고딕" w:eastAsia="맑은 고딕"/>
+          <w:sz w:val="21"/>
+        </w:rPr>
+        <w:t xml:space="preserve">이 여기 있다.</w:t>
       </w:r>
     </w:p>
     <w:p>
@@ -469,7 +988,106 @@
           <w:rFonts w:ascii="맑은 고딕" w:hAnsi="맑은 고딕" w:eastAsia="맑은 고딕"/>
           <w:sz w:val="21"/>
         </w:rPr>
-        <w:t>해설: `"TRANSMIT_MODE": invalid identifier`. `V$ARCHIVE_DEST_STATUS`는 **상태**를 담는 뷰이며 `STATUS`, `ERROR`, `RECOVERY_MODE`, `DESTINATION`이 있다.</w:t>
+        <w:t xml:space="preserve">해설: </w:t>
+      </w:r>
+      <w:r>
+        <w:rPr>
+          <w:rFonts w:ascii="Consolas" w:hAnsi="Consolas" w:eastAsia="맑은 고딕"/>
+          <w:sz w:val="21"/>
+        </w:rPr>
+        <w:t xml:space="preserve">"TRANSMIT_MODE": invalid identifier</w:t>
+      </w:r>
+      <w:r>
+        <w:rPr>
+          <w:rFonts w:ascii="맑은 고딕" w:hAnsi="맑은 고딕" w:eastAsia="맑은 고딕"/>
+          <w:sz w:val="21"/>
+        </w:rPr>
+        <w:t xml:space="preserve">. </w:t>
+      </w:r>
+      <w:r>
+        <w:rPr>
+          <w:rFonts w:ascii="Consolas" w:hAnsi="Consolas" w:eastAsia="맑은 고딕"/>
+          <w:sz w:val="21"/>
+        </w:rPr>
+        <w:t xml:space="preserve">V$ARCHIVE_DEST_STATUS</w:t>
+      </w:r>
+      <w:r>
+        <w:rPr>
+          <w:rFonts w:ascii="맑은 고딕" w:hAnsi="맑은 고딕" w:eastAsia="맑은 고딕"/>
+          <w:sz w:val="21"/>
+        </w:rPr>
+        <w:t xml:space="preserve">는 </w:t>
+      </w:r>
+      <w:r>
+        <w:rPr>
+          <w:rFonts w:ascii="맑은 고딕" w:hAnsi="맑은 고딕" w:eastAsia="맑은 고딕"/>
+          <w:b/>
+          <w:sz w:val="21"/>
+        </w:rPr>
+        <w:t xml:space="preserve">상태</w:t>
+      </w:r>
+      <w:r>
+        <w:rPr>
+          <w:rFonts w:ascii="맑은 고딕" w:hAnsi="맑은 고딕" w:eastAsia="맑은 고딕"/>
+          <w:sz w:val="21"/>
+        </w:rPr>
+        <w:t xml:space="preserve">를 담는 뷰이며 </w:t>
+      </w:r>
+      <w:r>
+        <w:rPr>
+          <w:rFonts w:ascii="Consolas" w:hAnsi="Consolas" w:eastAsia="맑은 고딕"/>
+          <w:sz w:val="21"/>
+        </w:rPr>
+        <w:t xml:space="preserve">STATUS</w:t>
+      </w:r>
+      <w:r>
+        <w:rPr>
+          <w:rFonts w:ascii="맑은 고딕" w:hAnsi="맑은 고딕" w:eastAsia="맑은 고딕"/>
+          <w:sz w:val="21"/>
+        </w:rPr>
+        <w:t xml:space="preserve">, </w:t>
+      </w:r>
+      <w:r>
+        <w:rPr>
+          <w:rFonts w:ascii="Consolas" w:hAnsi="Consolas" w:eastAsia="맑은 고딕"/>
+          <w:sz w:val="21"/>
+        </w:rPr>
+        <w:t xml:space="preserve">ERROR</w:t>
+      </w:r>
+      <w:r>
+        <w:rPr>
+          <w:rFonts w:ascii="맑은 고딕" w:hAnsi="맑은 고딕" w:eastAsia="맑은 고딕"/>
+          <w:sz w:val="21"/>
+        </w:rPr>
+        <w:t xml:space="preserve">, </w:t>
+      </w:r>
+      <w:r>
+        <w:rPr>
+          <w:rFonts w:ascii="Consolas" w:hAnsi="Consolas" w:eastAsia="맑은 고딕"/>
+          <w:sz w:val="21"/>
+        </w:rPr>
+        <w:t xml:space="preserve">RECOVERY_MODE</w:t>
+      </w:r>
+      <w:r>
+        <w:rPr>
+          <w:rFonts w:ascii="맑은 고딕" w:hAnsi="맑은 고딕" w:eastAsia="맑은 고딕"/>
+          <w:sz w:val="21"/>
+        </w:rPr>
+        <w:t xml:space="preserve">, </w:t>
+      </w:r>
+      <w:r>
+        <w:rPr>
+          <w:rFonts w:ascii="Consolas" w:hAnsi="Consolas" w:eastAsia="맑은 고딕"/>
+          <w:sz w:val="21"/>
+        </w:rPr>
+        <w:t xml:space="preserve">DESTINATION</w:t>
+      </w:r>
+      <w:r>
+        <w:rPr>
+          <w:rFonts w:ascii="맑은 고딕" w:hAnsi="맑은 고딕" w:eastAsia="맑은 고딕"/>
+          <w:sz w:val="21"/>
+        </w:rPr>
+        <w:t xml:space="preserve">이 있다.</w:t>
       </w:r>
     </w:p>
     <w:p>
@@ -488,7 +1106,21 @@
           <w:rFonts w:ascii="맑은 고딕" w:hAnsi="맑은 고딕" w:eastAsia="맑은 고딕"/>
           <w:sz w:val="21"/>
         </w:rPr>
-        <w:t>해설: 여러 목적지에 병렬로 보내며 기다린다는 뜻이다. 1번 목적지가 `SYNCHRONOUS`인 것은 로컬 아카이브라 성격이 다르다.</w:t>
+        <w:t xml:space="preserve">해설: 여러 목적지에 병렬로 보내며 기다린다는 뜻이다. 1번 목적지가 </w:t>
+      </w:r>
+      <w:r>
+        <w:rPr>
+          <w:rFonts w:ascii="Consolas" w:hAnsi="Consolas" w:eastAsia="맑은 고딕"/>
+          <w:sz w:val="21"/>
+        </w:rPr>
+        <w:t xml:space="preserve">SYNCHRONOUS</w:t>
+      </w:r>
+      <w:r>
+        <w:rPr>
+          <w:rFonts w:ascii="맑은 고딕" w:hAnsi="맑은 고딕" w:eastAsia="맑은 고딕"/>
+          <w:sz w:val="21"/>
+        </w:rPr>
+        <w:t xml:space="preserve">인 것은 로컬 아카이브라 성격이 다르다.</w:t>
       </w:r>
     </w:p>
     <w:p>
@@ -507,7 +1139,35 @@
           <w:rFonts w:ascii="맑은 고딕" w:hAnsi="맑은 고딕" w:eastAsia="맑은 고딕"/>
           <w:sz w:val="21"/>
         </w:rPr>
-        <w:t>해설: `PROTECTION_MODE`는 목표, `PROTECTION_LEVEL`은 달성 수준이다. 아직 동기화 확인을 못 한 과도 상태다.</w:t>
+        <w:t xml:space="preserve">해설: </w:t>
+      </w:r>
+      <w:r>
+        <w:rPr>
+          <w:rFonts w:ascii="Consolas" w:hAnsi="Consolas" w:eastAsia="맑은 고딕"/>
+          <w:sz w:val="21"/>
+        </w:rPr>
+        <w:t xml:space="preserve">PROTECTION_MODE</w:t>
+      </w:r>
+      <w:r>
+        <w:rPr>
+          <w:rFonts w:ascii="맑은 고딕" w:hAnsi="맑은 고딕" w:eastAsia="맑은 고딕"/>
+          <w:sz w:val="21"/>
+        </w:rPr>
+        <w:t xml:space="preserve">는 목표, </w:t>
+      </w:r>
+      <w:r>
+        <w:rPr>
+          <w:rFonts w:ascii="Consolas" w:hAnsi="Consolas" w:eastAsia="맑은 고딕"/>
+          <w:sz w:val="21"/>
+        </w:rPr>
+        <w:t xml:space="preserve">PROTECTION_LEVEL</w:t>
+      </w:r>
+      <w:r>
+        <w:rPr>
+          <w:rFonts w:ascii="맑은 고딕" w:hAnsi="맑은 고딕" w:eastAsia="맑은 고딕"/>
+          <w:sz w:val="21"/>
+        </w:rPr>
+        <w:t xml:space="preserve">은 달성 수준이다. 아직 동기화 확인을 못 한 과도 상태다.</w:t>
       </w:r>
     </w:p>
     <w:p>
@@ -545,7 +1205,21 @@
           <w:rFonts w:ascii="맑은 고딕" w:hAnsi="맑은 고딕" w:eastAsia="맑은 고딕"/>
           <w:sz w:val="21"/>
         </w:rPr>
-        <w:t>해설: 같은 시점에 chicago와 farsync는 `MAXIMUM AVAILABILITY`인데 boston만 다르다. 오류가 아니다.</w:t>
+        <w:t xml:space="preserve">해설: 같은 시점에 chicago와 farsync는 </w:t>
+      </w:r>
+      <w:r>
+        <w:rPr>
+          <w:rFonts w:ascii="Consolas" w:hAnsi="Consolas" w:eastAsia="맑은 고딕"/>
+          <w:sz w:val="21"/>
+        </w:rPr>
+        <w:t xml:space="preserve">MAXIMUM AVAILABILITY</w:t>
+      </w:r>
+      <w:r>
+        <w:rPr>
+          <w:rFonts w:ascii="맑은 고딕" w:hAnsi="맑은 고딕" w:eastAsia="맑은 고딕"/>
+          <w:sz w:val="21"/>
+        </w:rPr>
+        <w:t xml:space="preserve">인데 boston만 다르다. 오류가 아니다.</w:t>
       </w:r>
     </w:p>
     <w:p>
@@ -564,7 +1238,21 @@
           <w:rFonts w:ascii="맑은 고딕" w:hAnsi="맑은 고딕" w:eastAsia="맑은 고딕"/>
           <w:sz w:val="21"/>
         </w:rPr>
-        <w:t>해설: 동기 보장이 성립하는 구간은 `chicago ↔ farsync`이고 boston은 그 뒤에 붙어 있다. 보호 모드는 구성 전체의 값이지만 달성 수준은 각자의 관점이다.</w:t>
+        <w:t xml:space="preserve">해설: 동기 보장이 성립하는 구간은 </w:t>
+      </w:r>
+      <w:r>
+        <w:rPr>
+          <w:rFonts w:ascii="Consolas" w:hAnsi="Consolas" w:eastAsia="맑은 고딕"/>
+          <w:sz w:val="21"/>
+        </w:rPr>
+        <w:t xml:space="preserve">chicago ↔ farsync</w:t>
+      </w:r>
+      <w:r>
+        <w:rPr>
+          <w:rFonts w:ascii="맑은 고딕" w:hAnsi="맑은 고딕" w:eastAsia="맑은 고딕"/>
+          <w:sz w:val="21"/>
+        </w:rPr>
+        <w:t xml:space="preserve">이고 boston은 그 뒤에 붙어 있다. 보호 모드는 구성 전체의 값이지만 달성 수준은 각자의 관점이다.</w:t>
       </w:r>
     </w:p>
     <w:p>
@@ -583,7 +1271,35 @@
           <w:rFonts w:ascii="맑은 고딕" w:hAnsi="맑은 고딕" w:eastAsia="맑은 고딕"/>
           <w:sz w:val="21"/>
         </w:rPr>
-        <w:t>해설: Far Sync가 동기 파트너이므로 Primary와 같은 값을 본다. `DATABASE_ROLE`은 `FAR SYNC`다.</w:t>
+        <w:t xml:space="preserve">해설: Far Sync가 동기 파트너이므로 Primary와 같은 값을 본다. </w:t>
+      </w:r>
+      <w:r>
+        <w:rPr>
+          <w:rFonts w:ascii="Consolas" w:hAnsi="Consolas" w:eastAsia="맑은 고딕"/>
+          <w:sz w:val="21"/>
+        </w:rPr>
+        <w:t xml:space="preserve">DATABASE_ROLE</w:t>
+      </w:r>
+      <w:r>
+        <w:rPr>
+          <w:rFonts w:ascii="맑은 고딕" w:hAnsi="맑은 고딕" w:eastAsia="맑은 고딕"/>
+          <w:sz w:val="21"/>
+        </w:rPr>
+        <w:t xml:space="preserve">은 </w:t>
+      </w:r>
+      <w:r>
+        <w:rPr>
+          <w:rFonts w:ascii="Consolas" w:hAnsi="Consolas" w:eastAsia="맑은 고딕"/>
+          <w:sz w:val="21"/>
+        </w:rPr>
+        <w:t xml:space="preserve">FAR SYNC</w:t>
+      </w:r>
+      <w:r>
+        <w:rPr>
+          <w:rFonts w:ascii="맑은 고딕" w:hAnsi="맑은 고딕" w:eastAsia="맑은 고딕"/>
+          <w:sz w:val="21"/>
+        </w:rPr>
+        <w:t xml:space="preserve">다.</w:t>
       </w:r>
     </w:p>
     <w:p>
@@ -659,7 +1375,49 @@
           <w:rFonts w:ascii="맑은 고딕" w:hAnsi="맑은 고딕" w:eastAsia="맑은 고딕"/>
           <w:sz w:val="21"/>
         </w:rPr>
-        <w:t>해설: `/u03/app/oracle/oradata/Chicago/` → `/u01/app/oracle/oradata/FARSYNC/`로 바꿨다. 데이터 파일이 없으므로 `DB_FILE_NAME_CONVERT`는 실제로 할 일이 없다.</w:t>
+        <w:t xml:space="preserve">해설: </w:t>
+      </w:r>
+      <w:r>
+        <w:rPr>
+          <w:rFonts w:ascii="Consolas" w:hAnsi="Consolas" w:eastAsia="맑은 고딕"/>
+          <w:sz w:val="21"/>
+        </w:rPr>
+        <w:t xml:space="preserve">/u03/app/oracle/oradata/Chicago/</w:t>
+      </w:r>
+      <w:r>
+        <w:rPr>
+          <w:rFonts w:ascii="맑은 고딕" w:hAnsi="맑은 고딕" w:eastAsia="맑은 고딕"/>
+          <w:sz w:val="21"/>
+        </w:rPr>
+        <w:t xml:space="preserve"> → </w:t>
+      </w:r>
+      <w:r>
+        <w:rPr>
+          <w:rFonts w:ascii="Consolas" w:hAnsi="Consolas" w:eastAsia="맑은 고딕"/>
+          <w:sz w:val="21"/>
+        </w:rPr>
+        <w:t xml:space="preserve">/u01/app/oracle/oradata/FARSYNC/</w:t>
+      </w:r>
+      <w:r>
+        <w:rPr>
+          <w:rFonts w:ascii="맑은 고딕" w:hAnsi="맑은 고딕" w:eastAsia="맑은 고딕"/>
+          <w:sz w:val="21"/>
+        </w:rPr>
+        <w:t xml:space="preserve">로 바꿨다. 데이터 파일이 없으므로 </w:t>
+      </w:r>
+      <w:r>
+        <w:rPr>
+          <w:rFonts w:ascii="Consolas" w:hAnsi="Consolas" w:eastAsia="맑은 고딕"/>
+          <w:sz w:val="21"/>
+        </w:rPr>
+        <w:t xml:space="preserve">DB_FILE_NAME_CONVERT</w:t>
+      </w:r>
+      <w:r>
+        <w:rPr>
+          <w:rFonts w:ascii="맑은 고딕" w:hAnsi="맑은 고딕" w:eastAsia="맑은 고딕"/>
+          <w:sz w:val="21"/>
+        </w:rPr>
+        <w:t xml:space="preserve">는 실제로 할 일이 없다.</w:t>
       </w:r>
     </w:p>
     <w:p>
@@ -697,7 +1455,63 @@
           <w:rFonts w:ascii="맑은 고딕" w:hAnsi="맑은 고딕" w:eastAsia="맑은 고딕"/>
           <w:sz w:val="21"/>
         </w:rPr>
-        <w:t>해설: 예상이 깨지는 지점이다. 서비스 등록에는 딕셔너리가 필요하지 않다. PMON이 알리는 것은 `SERVICE_NAMES` 값이며 기본값은 `DB_UNIQUE_NAME`에서 온다. 같은 인스턴스가 `UNKNOWN`과 `READY` 두 줄로 보인다.</w:t>
+        <w:t xml:space="preserve">해설: 예상이 깨지는 지점이다. 서비스 등록에는 딕셔너리가 필요하지 않다. PMON이 알리는 것은 </w:t>
+      </w:r>
+      <w:r>
+        <w:rPr>
+          <w:rFonts w:ascii="Consolas" w:hAnsi="Consolas" w:eastAsia="맑은 고딕"/>
+          <w:sz w:val="21"/>
+        </w:rPr>
+        <w:t xml:space="preserve">SERVICE_NAMES</w:t>
+      </w:r>
+      <w:r>
+        <w:rPr>
+          <w:rFonts w:ascii="맑은 고딕" w:hAnsi="맑은 고딕" w:eastAsia="맑은 고딕"/>
+          <w:sz w:val="21"/>
+        </w:rPr>
+        <w:t xml:space="preserve"> 값이며 기본값은 </w:t>
+      </w:r>
+      <w:r>
+        <w:rPr>
+          <w:rFonts w:ascii="Consolas" w:hAnsi="Consolas" w:eastAsia="맑은 고딕"/>
+          <w:sz w:val="21"/>
+        </w:rPr>
+        <w:t xml:space="preserve">DB_UNIQUE_NAME</w:t>
+      </w:r>
+      <w:r>
+        <w:rPr>
+          <w:rFonts w:ascii="맑은 고딕" w:hAnsi="맑은 고딕" w:eastAsia="맑은 고딕"/>
+          <w:sz w:val="21"/>
+        </w:rPr>
+        <w:t xml:space="preserve">에서 온다. 같은 인스턴스가 </w:t>
+      </w:r>
+      <w:r>
+        <w:rPr>
+          <w:rFonts w:ascii="Consolas" w:hAnsi="Consolas" w:eastAsia="맑은 고딕"/>
+          <w:sz w:val="21"/>
+        </w:rPr>
+        <w:t xml:space="preserve">UNKNOWN</w:t>
+      </w:r>
+      <w:r>
+        <w:rPr>
+          <w:rFonts w:ascii="맑은 고딕" w:hAnsi="맑은 고딕" w:eastAsia="맑은 고딕"/>
+          <w:sz w:val="21"/>
+        </w:rPr>
+        <w:t xml:space="preserve">과 </w:t>
+      </w:r>
+      <w:r>
+        <w:rPr>
+          <w:rFonts w:ascii="Consolas" w:hAnsi="Consolas" w:eastAsia="맑은 고딕"/>
+          <w:sz w:val="21"/>
+        </w:rPr>
+        <w:t xml:space="preserve">READY</w:t>
+      </w:r>
+      <w:r>
+        <w:rPr>
+          <w:rFonts w:ascii="맑은 고딕" w:hAnsi="맑은 고딕" w:eastAsia="맑은 고딕"/>
+          <w:sz w:val="21"/>
+        </w:rPr>
+        <w:t xml:space="preserve"> 두 줄로 보인다.</w:t>
       </w:r>
     </w:p>
     <w:p>
@@ -716,7 +1530,21 @@
           <w:rFonts w:ascii="맑은 고딕" w:hAnsi="맑은 고딕" w:eastAsia="맑은 고딕"/>
           <w:sz w:val="21"/>
         </w:rPr>
-        <w:t>해설: 13장의 Broker는 인스턴스를 내렸다 올린다. 그 구간에는 동적 등록이 사라지므로 `farsync_DGMGRL` 같은 정적 서비스가 필요하다.</w:t>
+        <w:t xml:space="preserve">해설: 13장의 Broker는 인스턴스를 내렸다 올린다. 그 구간에는 동적 등록이 사라지므로 </w:t>
+      </w:r>
+      <w:r>
+        <w:rPr>
+          <w:rFonts w:ascii="Consolas" w:hAnsi="Consolas" w:eastAsia="맑은 고딕"/>
+          <w:sz w:val="21"/>
+        </w:rPr>
+        <w:t xml:space="preserve">farsync_DGMGRL</w:t>
+      </w:r>
+      <w:r>
+        <w:rPr>
+          <w:rFonts w:ascii="맑은 고딕" w:hAnsi="맑은 고딕" w:eastAsia="맑은 고딕"/>
+          <w:sz w:val="21"/>
+        </w:rPr>
+        <w:t xml:space="preserve"> 같은 정적 서비스가 필요하다.</w:t>
       </w:r>
     </w:p>
     <w:p>
@@ -754,7 +1582,49 @@
           <w:rFonts w:ascii="맑은 고딕" w:hAnsi="맑은 고딕" w:eastAsia="맑은 고딕"/>
           <w:sz w:val="21"/>
         </w:rPr>
-        <w:t>해설: `STATUS=VALID`, `TRANSMIT_MODE=PARALLELSYNC`, `AFFIRM=YES`로 표시됐다. "설정이 받아들여졌다"와 "의도대로 동작한다"는 다른 말이다.</w:t>
+        <w:t xml:space="preserve">해설: </w:t>
+      </w:r>
+      <w:r>
+        <w:rPr>
+          <w:rFonts w:ascii="Consolas" w:hAnsi="Consolas" w:eastAsia="맑은 고딕"/>
+          <w:sz w:val="21"/>
+        </w:rPr>
+        <w:t xml:space="preserve">STATUS=VALID</w:t>
+      </w:r>
+      <w:r>
+        <w:rPr>
+          <w:rFonts w:ascii="맑은 고딕" w:hAnsi="맑은 고딕" w:eastAsia="맑은 고딕"/>
+          <w:sz w:val="21"/>
+        </w:rPr>
+        <w:t xml:space="preserve">, </w:t>
+      </w:r>
+      <w:r>
+        <w:rPr>
+          <w:rFonts w:ascii="Consolas" w:hAnsi="Consolas" w:eastAsia="맑은 고딕"/>
+          <w:sz w:val="21"/>
+        </w:rPr>
+        <w:t xml:space="preserve">TRANSMIT_MODE=PARALLELSYNC</w:t>
+      </w:r>
+      <w:r>
+        <w:rPr>
+          <w:rFonts w:ascii="맑은 고딕" w:hAnsi="맑은 고딕" w:eastAsia="맑은 고딕"/>
+          <w:sz w:val="21"/>
+        </w:rPr>
+        <w:t xml:space="preserve">, </w:t>
+      </w:r>
+      <w:r>
+        <w:rPr>
+          <w:rFonts w:ascii="Consolas" w:hAnsi="Consolas" w:eastAsia="맑은 고딕"/>
+          <w:sz w:val="21"/>
+        </w:rPr>
+        <w:t xml:space="preserve">AFFIRM=YES</w:t>
+      </w:r>
+      <w:r>
+        <w:rPr>
+          <w:rFonts w:ascii="맑은 고딕" w:hAnsi="맑은 고딕" w:eastAsia="맑은 고딕"/>
+          <w:sz w:val="21"/>
+        </w:rPr>
+        <w:t xml:space="preserve">로 표시됐다. "설정이 받아들여졌다"와 "의도대로 동작한다"는 다른 말이다.</w:t>
       </w:r>
     </w:p>
     <w:p>
@@ -773,7 +1643,35 @@
           <w:rFonts w:ascii="맑은 고딕" w:hAnsi="맑은 고딕" w:eastAsia="맑은 고딕"/>
           <w:sz w:val="21"/>
         </w:rPr>
-        <w:t>해설: 의도가 분명해지고, 문서가 보장하는 동작과 설정이 일치한다. 설정하면 `TRANSMIT_MODE=ASYNCHRONOUS`, `AFFIRM=NO`로 바뀐다.</w:t>
+        <w:t xml:space="preserve">해설: 의도가 분명해지고, 문서가 보장하는 동작과 설정이 일치한다. 설정하면 </w:t>
+      </w:r>
+      <w:r>
+        <w:rPr>
+          <w:rFonts w:ascii="Consolas" w:hAnsi="Consolas" w:eastAsia="맑은 고딕"/>
+          <w:sz w:val="21"/>
+        </w:rPr>
+        <w:t xml:space="preserve">TRANSMIT_MODE=ASYNCHRONOUS</w:t>
+      </w:r>
+      <w:r>
+        <w:rPr>
+          <w:rFonts w:ascii="맑은 고딕" w:hAnsi="맑은 고딕" w:eastAsia="맑은 고딕"/>
+          <w:sz w:val="21"/>
+        </w:rPr>
+        <w:t xml:space="preserve">, </w:t>
+      </w:r>
+      <w:r>
+        <w:rPr>
+          <w:rFonts w:ascii="Consolas" w:hAnsi="Consolas" w:eastAsia="맑은 고딕"/>
+          <w:sz w:val="21"/>
+        </w:rPr>
+        <w:t xml:space="preserve">AFFIRM=NO</w:t>
+      </w:r>
+      <w:r>
+        <w:rPr>
+          <w:rFonts w:ascii="맑은 고딕" w:hAnsi="맑은 고딕" w:eastAsia="맑은 고딕"/>
+          <w:sz w:val="21"/>
+        </w:rPr>
+        <w:t xml:space="preserve">로 바뀐다.</w:t>
       </w:r>
     </w:p>
     <w:p>
@@ -792,7 +1690,21 @@
           <w:rFonts w:ascii="맑은 고딕" w:hAnsi="맑은 고딕" w:eastAsia="맑은 고딕"/>
           <w:sz w:val="21"/>
         </w:rPr>
-        <w:t>해설: 반대로 하면 `MAXIMUM AVAILABILITY`인데 동기 대상이 없는 상태가 된다. 2장에서 다룬 규칙이다.</w:t>
+        <w:t xml:space="preserve">해설: 반대로 하면 </w:t>
+      </w:r>
+      <w:r>
+        <w:rPr>
+          <w:rFonts w:ascii="Consolas" w:hAnsi="Consolas" w:eastAsia="맑은 고딕"/>
+          <w:sz w:val="21"/>
+        </w:rPr>
+        <w:t xml:space="preserve">MAXIMUM AVAILABILITY</w:t>
+      </w:r>
+      <w:r>
+        <w:rPr>
+          <w:rFonts w:ascii="맑은 고딕" w:hAnsi="맑은 고딕" w:eastAsia="맑은 고딕"/>
+          <w:sz w:val="21"/>
+        </w:rPr>
+        <w:t xml:space="preserve">인데 동기 대상이 없는 상태가 된다. 2장에서 다룬 규칙이다.</w:t>
       </w:r>
     </w:p>
     <w:p>
@@ -819,7 +1731,21 @@
           <w:rFonts w:ascii="맑은 고딕" w:hAnsi="맑은 고딕" w:eastAsia="맑은 고딕"/>
           <w:sz w:val="21"/>
         </w:rPr>
-        <w:t>해설: `CLEAR LOGFILE`은 그 정의를 그대로 써서 파일을 만든다. 4장의 SRL 규칙(크기 일치, 개수는 온라인+1)이 자동으로 지켜지는 셈이다.</w:t>
+        <w:t xml:space="preserve">해설: </w:t>
+      </w:r>
+      <w:r>
+        <w:rPr>
+          <w:rFonts w:ascii="Consolas" w:hAnsi="Consolas" w:eastAsia="맑은 고딕"/>
+          <w:sz w:val="21"/>
+        </w:rPr>
+        <w:t xml:space="preserve">CLEAR LOGFILE</w:t>
+      </w:r>
+      <w:r>
+        <w:rPr>
+          <w:rFonts w:ascii="맑은 고딕" w:hAnsi="맑은 고딕" w:eastAsia="맑은 고딕"/>
+          <w:sz w:val="21"/>
+        </w:rPr>
+        <w:t xml:space="preserve">은 그 정의를 그대로 써서 파일을 만든다. 4장의 SRL 규칙(크기 일치, 개수는 온라인+1)이 자동으로 지켜지는 셈이다.</w:t>
       </w:r>
     </w:p>
     <w:p>
@@ -838,7 +1764,35 @@
           <w:rFonts w:ascii="맑은 고딕" w:hAnsi="맑은 고딕" w:eastAsia="맑은 고딕"/>
           <w:sz w:val="21"/>
         </w:rPr>
-        <w:t>해설: `V$LOGFILE`은 컨트롤 파일에 적힌 파일 정의를 보여 주고, `V$LOG`는 실제로 존재하는 로그 그룹을 보여 준다. Far Sync는 온라인 리두를 쓰지 않으므로 그룹으로서 존재하지 않는다.</w:t>
+        <w:t xml:space="preserve">해설: </w:t>
+      </w:r>
+      <w:r>
+        <w:rPr>
+          <w:rFonts w:ascii="Consolas" w:hAnsi="Consolas" w:eastAsia="맑은 고딕"/>
+          <w:sz w:val="21"/>
+        </w:rPr>
+        <w:t xml:space="preserve">V$LOGFILE</w:t>
+      </w:r>
+      <w:r>
+        <w:rPr>
+          <w:rFonts w:ascii="맑은 고딕" w:hAnsi="맑은 고딕" w:eastAsia="맑은 고딕"/>
+          <w:sz w:val="21"/>
+        </w:rPr>
+        <w:t xml:space="preserve">은 컨트롤 파일에 적힌 파일 정의를 보여 주고, </w:t>
+      </w:r>
+      <w:r>
+        <w:rPr>
+          <w:rFonts w:ascii="Consolas" w:hAnsi="Consolas" w:eastAsia="맑은 고딕"/>
+          <w:sz w:val="21"/>
+        </w:rPr>
+        <w:t xml:space="preserve">V$LOG</w:t>
+      </w:r>
+      <w:r>
+        <w:rPr>
+          <w:rFonts w:ascii="맑은 고딕" w:hAnsi="맑은 고딕" w:eastAsia="맑은 고딕"/>
+          <w:sz w:val="21"/>
+        </w:rPr>
+        <w:t xml:space="preserve">는 실제로 존재하는 로그 그룹을 보여 준다. Far Sync는 온라인 리두를 쓰지 않으므로 그룹으로서 존재하지 않는다.</w:t>
       </w:r>
     </w:p>
     <w:p>
@@ -857,7 +1811,49 @@
           <w:rFonts w:ascii="맑은 고딕" w:hAnsi="맑은 고딕" w:eastAsia="맑은 고딕"/>
           <w:sz w:val="21"/>
         </w:rPr>
-        <w:t>해설: `DROP` 후 `ADD`도 가능하지만 두 단계이고 그 사이에 상속된 경로 정보를 잃는다. 다만 `CLEAR`는 내용을 버리는 명령이므로 운영 중인 SRL에는 함부로 쓰지 않는다.</w:t>
+        <w:t xml:space="preserve">해설: </w:t>
+      </w:r>
+      <w:r>
+        <w:rPr>
+          <w:rFonts w:ascii="Consolas" w:hAnsi="Consolas" w:eastAsia="맑은 고딕"/>
+          <w:sz w:val="21"/>
+        </w:rPr>
+        <w:t xml:space="preserve">DROP</w:t>
+      </w:r>
+      <w:r>
+        <w:rPr>
+          <w:rFonts w:ascii="맑은 고딕" w:hAnsi="맑은 고딕" w:eastAsia="맑은 고딕"/>
+          <w:sz w:val="21"/>
+        </w:rPr>
+        <w:t xml:space="preserve"> 후 </w:t>
+      </w:r>
+      <w:r>
+        <w:rPr>
+          <w:rFonts w:ascii="Consolas" w:hAnsi="Consolas" w:eastAsia="맑은 고딕"/>
+          <w:sz w:val="21"/>
+        </w:rPr>
+        <w:t xml:space="preserve">ADD</w:t>
+      </w:r>
+      <w:r>
+        <w:rPr>
+          <w:rFonts w:ascii="맑은 고딕" w:hAnsi="맑은 고딕" w:eastAsia="맑은 고딕"/>
+          <w:sz w:val="21"/>
+        </w:rPr>
+        <w:t xml:space="preserve">도 가능하지만 두 단계이고 그 사이에 상속된 경로 정보를 잃는다. 다만 </w:t>
+      </w:r>
+      <w:r>
+        <w:rPr>
+          <w:rFonts w:ascii="Consolas" w:hAnsi="Consolas" w:eastAsia="맑은 고딕"/>
+          <w:sz w:val="21"/>
+        </w:rPr>
+        <w:t xml:space="preserve">CLEAR</w:t>
+      </w:r>
+      <w:r>
+        <w:rPr>
+          <w:rFonts w:ascii="맑은 고딕" w:hAnsi="맑은 고딕" w:eastAsia="맑은 고딕"/>
+          <w:sz w:val="21"/>
+        </w:rPr>
+        <w:t xml:space="preserve">는 내용을 버리는 명령이므로 운영 중인 SRL에는 함부로 쓰지 않는다.</w:t>
       </w:r>
     </w:p>
     <w:p>
@@ -876,7 +1872,35 @@
           <w:rFonts w:ascii="맑은 고딕" w:hAnsi="맑은 고딕" w:eastAsia="맑은 고딕"/>
           <w:sz w:val="21"/>
         </w:rPr>
-        <w:t>해설: boston이 `diag/rdbms/chicago/boston/`인 것과 다르다. `&lt;db_name&gt;/&lt;db_unique_name&gt;` 규칙을 예상하면 틀린다.</w:t>
+        <w:t xml:space="preserve">해설: boston이 </w:t>
+      </w:r>
+      <w:r>
+        <w:rPr>
+          <w:rFonts w:ascii="Consolas" w:hAnsi="Consolas" w:eastAsia="맑은 고딕"/>
+          <w:sz w:val="21"/>
+        </w:rPr>
+        <w:t xml:space="preserve">diag/rdbms/chicago/boston/</w:t>
+      </w:r>
+      <w:r>
+        <w:rPr>
+          <w:rFonts w:ascii="맑은 고딕" w:hAnsi="맑은 고딕" w:eastAsia="맑은 고딕"/>
+          <w:sz w:val="21"/>
+        </w:rPr>
+        <w:t xml:space="preserve">인 것과 다르다. </w:t>
+      </w:r>
+      <w:r>
+        <w:rPr>
+          <w:rFonts w:ascii="Consolas" w:hAnsi="Consolas" w:eastAsia="맑은 고딕"/>
+          <w:sz w:val="21"/>
+        </w:rPr>
+        <w:t xml:space="preserve">&lt;db_name&gt;/&lt;db_unique_name&gt;</w:t>
+      </w:r>
+      <w:r>
+        <w:rPr>
+          <w:rFonts w:ascii="맑은 고딕" w:hAnsi="맑은 고딕" w:eastAsia="맑은 고딕"/>
+          <w:sz w:val="21"/>
+        </w:rPr>
+        <w:t xml:space="preserve"> 규칙을 예상하면 틀린다.</w:t>
       </w:r>
     </w:p>
     <w:p>
@@ -895,7 +1919,35 @@
           <w:rFonts w:ascii="맑은 고딕" w:hAnsi="맑은 고딕" w:eastAsia="맑은 고딕"/>
           <w:sz w:val="21"/>
         </w:rPr>
-        <w:t>해설: 실무 교훈은 경로 자체보다 방법에 있다. `ADR Home`과 `Diag Trace` 값을 인스턴스에게 직접 묻는다. 규칙을 외워서 추측하면 이 사례처럼 틀린다.</w:t>
+        <w:t xml:space="preserve">해설: 실무 교훈은 경로 자체보다 방법에 있다. </w:t>
+      </w:r>
+      <w:r>
+        <w:rPr>
+          <w:rFonts w:ascii="Consolas" w:hAnsi="Consolas" w:eastAsia="맑은 고딕"/>
+          <w:sz w:val="21"/>
+        </w:rPr>
+        <w:t xml:space="preserve">ADR Home</w:t>
+      </w:r>
+      <w:r>
+        <w:rPr>
+          <w:rFonts w:ascii="맑은 고딕" w:hAnsi="맑은 고딕" w:eastAsia="맑은 고딕"/>
+          <w:sz w:val="21"/>
+        </w:rPr>
+        <w:t xml:space="preserve">과 </w:t>
+      </w:r>
+      <w:r>
+        <w:rPr>
+          <w:rFonts w:ascii="Consolas" w:hAnsi="Consolas" w:eastAsia="맑은 고딕"/>
+          <w:sz w:val="21"/>
+        </w:rPr>
+        <w:t xml:space="preserve">Diag Trace</w:t>
+      </w:r>
+      <w:r>
+        <w:rPr>
+          <w:rFonts w:ascii="맑은 고딕" w:hAnsi="맑은 고딕" w:eastAsia="맑은 고딕"/>
+          <w:sz w:val="21"/>
+        </w:rPr>
+        <w:t xml:space="preserve"> 값을 인스턴스에게 직접 묻는다. 규칙을 외워서 추측하면 이 사례처럼 틀린다.</w:t>
       </w:r>
     </w:p>
     <w:p>
@@ -914,7 +1966,35 @@
           <w:rFonts w:ascii="맑은 고딕" w:hAnsi="맑은 고딕" w:eastAsia="맑은 고딕"/>
           <w:sz w:val="21"/>
         </w:rPr>
-        <w:t>해설: 두 열이 다른 질문에 답한다. `STATUS`는 "설정이 해석 가능한가", `VALID_NOW`는 "지금 이 역할에서 쓰이는가"다. 계단식 구성이 조용히 동작하지 않는 가장 흔한 원인이다.</w:t>
+        <w:t xml:space="preserve">해설: 두 열이 다른 질문에 답한다. </w:t>
+      </w:r>
+      <w:r>
+        <w:rPr>
+          <w:rFonts w:ascii="Consolas" w:hAnsi="Consolas" w:eastAsia="맑은 고딕"/>
+          <w:sz w:val="21"/>
+        </w:rPr>
+        <w:t xml:space="preserve">STATUS</w:t>
+      </w:r>
+      <w:r>
+        <w:rPr>
+          <w:rFonts w:ascii="맑은 고딕" w:hAnsi="맑은 고딕" w:eastAsia="맑은 고딕"/>
+          <w:sz w:val="21"/>
+        </w:rPr>
+        <w:t xml:space="preserve">는 "설정이 해석 가능한가", </w:t>
+      </w:r>
+      <w:r>
+        <w:rPr>
+          <w:rFonts w:ascii="Consolas" w:hAnsi="Consolas" w:eastAsia="맑은 고딕"/>
+          <w:sz w:val="21"/>
+        </w:rPr>
+        <w:t xml:space="preserve">VALID_NOW</w:t>
+      </w:r>
+      <w:r>
+        <w:rPr>
+          <w:rFonts w:ascii="맑은 고딕" w:hAnsi="맑은 고딕" w:eastAsia="맑은 고딕"/>
+          <w:sz w:val="21"/>
+        </w:rPr>
+        <w:t xml:space="preserve">는 "지금 이 역할에서 쓰이는가"다. 계단식 구성이 조용히 동작하지 않는 가장 흔한 원인이다.</w:t>
       </w:r>
     </w:p>
     <w:p>
@@ -933,7 +2013,63 @@
           <w:rFonts w:ascii="맑은 고딕" w:hAnsi="맑은 고딕" w:eastAsia="맑은 고딕"/>
           <w:sz w:val="21"/>
         </w:rPr>
-        <w:t>해설: 아직 그 목적지를 한 번도 쓰지 않아 판단할 근거가 없다는 뜻이며 오류가 아니다. 리두가 한 번 오가면 `YES`로 바뀐다. 이 장에서 `YES`·`WRONG VALID_TYPE`·`UNKNOWN` 세 값을 모두 봤다.</w:t>
+        <w:t xml:space="preserve">해설: 아직 그 목적지를 한 번도 쓰지 않아 판단할 근거가 없다는 뜻이며 오류가 아니다. 리두가 한 번 오가면 </w:t>
+      </w:r>
+      <w:r>
+        <w:rPr>
+          <w:rFonts w:ascii="Consolas" w:hAnsi="Consolas" w:eastAsia="맑은 고딕"/>
+          <w:sz w:val="21"/>
+        </w:rPr>
+        <w:t xml:space="preserve">YES</w:t>
+      </w:r>
+      <w:r>
+        <w:rPr>
+          <w:rFonts w:ascii="맑은 고딕" w:hAnsi="맑은 고딕" w:eastAsia="맑은 고딕"/>
+          <w:sz w:val="21"/>
+        </w:rPr>
+        <w:t xml:space="preserve">로 바뀐다. 이 장에서 </w:t>
+      </w:r>
+      <w:r>
+        <w:rPr>
+          <w:rFonts w:ascii="Consolas" w:hAnsi="Consolas" w:eastAsia="맑은 고딕"/>
+          <w:sz w:val="21"/>
+        </w:rPr>
+        <w:t xml:space="preserve">YES</w:t>
+      </w:r>
+      <w:r>
+        <w:rPr>
+          <w:rFonts w:ascii="맑은 고딕" w:hAnsi="맑은 고딕" w:eastAsia="맑은 고딕"/>
+          <w:sz w:val="21"/>
+        </w:rPr>
+        <w:t xml:space="preserve">·</w:t>
+      </w:r>
+      <w:r>
+        <w:rPr>
+          <w:rFonts w:ascii="Consolas" w:hAnsi="Consolas" w:eastAsia="맑은 고딕"/>
+          <w:sz w:val="21"/>
+        </w:rPr>
+        <w:t xml:space="preserve">WRONG VALID_TYPE</w:t>
+      </w:r>
+      <w:r>
+        <w:rPr>
+          <w:rFonts w:ascii="맑은 고딕" w:hAnsi="맑은 고딕" w:eastAsia="맑은 고딕"/>
+          <w:sz w:val="21"/>
+        </w:rPr>
+        <w:t xml:space="preserve">·</w:t>
+      </w:r>
+      <w:r>
+        <w:rPr>
+          <w:rFonts w:ascii="Consolas" w:hAnsi="Consolas" w:eastAsia="맑은 고딕"/>
+          <w:sz w:val="21"/>
+        </w:rPr>
+        <w:t xml:space="preserve">UNKNOWN</w:t>
+      </w:r>
+      <w:r>
+        <w:rPr>
+          <w:rFonts w:ascii="맑은 고딕" w:hAnsi="맑은 고딕" w:eastAsia="맑은 고딕"/>
+          <w:sz w:val="21"/>
+        </w:rPr>
+        <w:t xml:space="preserve"> 세 값을 모두 봤다.</w:t>
       </w:r>
     </w:p>
     <w:p>
@@ -952,7 +2088,35 @@
           <w:rFonts w:ascii="맑은 고딕" w:hAnsi="맑은 고딕" w:eastAsia="맑은 고딕"/>
           <w:sz w:val="21"/>
         </w:rPr>
-        <w:t>해설: `MAXIMUM AVAILABILITY`의 성격이다. `MAXIMUM PROTECTION`이라면 Primary가 멈춘다. 다만 중계소가 끊기면 그 뒤의 Standby도 리두를 받지 못한다.</w:t>
+        <w:t xml:space="preserve">해설: </w:t>
+      </w:r>
+      <w:r>
+        <w:rPr>
+          <w:rFonts w:ascii="Consolas" w:hAnsi="Consolas" w:eastAsia="맑은 고딕"/>
+          <w:sz w:val="21"/>
+        </w:rPr>
+        <w:t xml:space="preserve">MAXIMUM AVAILABILITY</w:t>
+      </w:r>
+      <w:r>
+        <w:rPr>
+          <w:rFonts w:ascii="맑은 고딕" w:hAnsi="맑은 고딕" w:eastAsia="맑은 고딕"/>
+          <w:sz w:val="21"/>
+        </w:rPr>
+        <w:t xml:space="preserve">의 성격이다. </w:t>
+      </w:r>
+      <w:r>
+        <w:rPr>
+          <w:rFonts w:ascii="Consolas" w:hAnsi="Consolas" w:eastAsia="맑은 고딕"/>
+          <w:sz w:val="21"/>
+        </w:rPr>
+        <w:t xml:space="preserve">MAXIMUM PROTECTION</w:t>
+      </w:r>
+      <w:r>
+        <w:rPr>
+          <w:rFonts w:ascii="맑은 고딕" w:hAnsi="맑은 고딕" w:eastAsia="맑은 고딕"/>
+          <w:sz w:val="21"/>
+        </w:rPr>
+        <w:t xml:space="preserve">이라면 Primary가 멈춘다. 다만 중계소가 끊기면 그 뒤의 Standby도 리두를 받지 못한다.</w:t>
       </w:r>
     </w:p>
     <w:p>
@@ -971,7 +2135,49 @@
           <w:rFonts w:ascii="맑은 고딕" w:hAnsi="맑은 고딕" w:eastAsia="맑은 고딕"/>
           <w:sz w:val="21"/>
         </w:rPr>
-        <w:t>해설: `SYNC`는 "응답을 기다린다", `AFFIRM`은 "디스크에 쓴 뒤 응답한다"로 서로 다른 것을 말한다. `NOAFFIRM`이면 Far Sync가 그 직후 죽을 때 리두를 잃는다.</w:t>
+        <w:t xml:space="preserve">해설: </w:t>
+      </w:r>
+      <w:r>
+        <w:rPr>
+          <w:rFonts w:ascii="Consolas" w:hAnsi="Consolas" w:eastAsia="맑은 고딕"/>
+          <w:sz w:val="21"/>
+        </w:rPr>
+        <w:t xml:space="preserve">SYNC</w:t>
+      </w:r>
+      <w:r>
+        <w:rPr>
+          <w:rFonts w:ascii="맑은 고딕" w:hAnsi="맑은 고딕" w:eastAsia="맑은 고딕"/>
+          <w:sz w:val="21"/>
+        </w:rPr>
+        <w:t xml:space="preserve">는 "응답을 기다린다", </w:t>
+      </w:r>
+      <w:r>
+        <w:rPr>
+          <w:rFonts w:ascii="Consolas" w:hAnsi="Consolas" w:eastAsia="맑은 고딕"/>
+          <w:sz w:val="21"/>
+        </w:rPr>
+        <w:t xml:space="preserve">AFFIRM</w:t>
+      </w:r>
+      <w:r>
+        <w:rPr>
+          <w:rFonts w:ascii="맑은 고딕" w:hAnsi="맑은 고딕" w:eastAsia="맑은 고딕"/>
+          <w:sz w:val="21"/>
+        </w:rPr>
+        <w:t xml:space="preserve">은 "디스크에 쓴 뒤 응답한다"로 서로 다른 것을 말한다. </w:t>
+      </w:r>
+      <w:r>
+        <w:rPr>
+          <w:rFonts w:ascii="Consolas" w:hAnsi="Consolas" w:eastAsia="맑은 고딕"/>
+          <w:sz w:val="21"/>
+        </w:rPr>
+        <w:t xml:space="preserve">NOAFFIRM</w:t>
+      </w:r>
+      <w:r>
+        <w:rPr>
+          <w:rFonts w:ascii="맑은 고딕" w:hAnsi="맑은 고딕" w:eastAsia="맑은 고딕"/>
+          <w:sz w:val="21"/>
+        </w:rPr>
+        <w:t xml:space="preserve">이면 Far Sync가 그 직후 죽을 때 리두를 잃는다.</w:t>
       </w:r>
     </w:p>
     <w:p>
@@ -994,6 +2200,8 @@
       </w:r>
     </w:p>
     <w:sectPr>
+      <w:headerReference w:type="default" r:id="rId9"/>
+      <w:footerReference w:type="default" r:id="rId10"/>
       <w:pgSz w:w="12240" w:h="15840"/>
       <w:pgMar w:top="1440" w:right="1800" w:bottom="1440" w:left="1800" w:header="720" w:footer="720" w:gutter="0"/>
       <w:cols w:space="720"/>
@@ -1001,6 +2209,26 @@
     </w:sectPr>
   </w:body>
 </w:document>
+</file>
+
+<file path=word/footer1.xml><?xml version="1.0" encoding="utf-8"?>
+<w:ftr xmlns:m="http://schemas.openxmlformats.org/officeDocument/2006/math" xmlns:mc="http://schemas.openxmlformats.org/markup-compatibility/2006" xmlns:mo="http://schemas.microsoft.com/office/mac/office/2008/main" xmlns:mv="urn:schemas-microsoft-com:mac:vml" xmlns:o="urn:schemas-microsoft-com:office:office" xmlns:r="http://schemas.openxmlformats.org/officeDocument/2006/relationships" xmlns:v="urn:schemas-microsoft-com:vml" xmlns:w10="urn:schemas-microsoft-com:office:word" xmlns:w14="http://schemas.microsoft.com/office/word/2010/wordml" xmlns:w="http://schemas.openxmlformats.org/wordprocessingml/2006/main" xmlns:wne="http://schemas.microsoft.com/office/word/2006/wordml" xmlns:wp14="http://schemas.microsoft.com/office/word/2010/wordprocessingDrawing" xmlns:wp="http://schemas.openxmlformats.org/drawingml/2006/wordprocessingDrawing" xmlns:wpc="http://schemas.microsoft.com/office/word/2010/wordprocessingCanvas" xmlns:wpg="http://schemas.microsoft.com/office/word/2010/wordprocessingGroup" xmlns:wpi="http://schemas.microsoft.com/office/word/2010/wordprocessingInk" xmlns:wps="http://schemas.microsoft.com/office/word/2010/wordprocessingShape" mc:Ignorable="w14 wp14">
+  <w:p>
+    <w:pPr>
+      <w:pStyle w:val="Footer"/>
+    </w:pPr>
+  </w:p>
+</w:ftr>
+</file>
+
+<file path=word/header1.xml><?xml version="1.0" encoding="utf-8"?>
+<w:hdr xmlns:m="http://schemas.openxmlformats.org/officeDocument/2006/math" xmlns:mc="http://schemas.openxmlformats.org/markup-compatibility/2006" xmlns:mo="http://schemas.microsoft.com/office/mac/office/2008/main" xmlns:mv="urn:schemas-microsoft-com:mac:vml" xmlns:o="urn:schemas-microsoft-com:office:office" xmlns:r="http://schemas.openxmlformats.org/officeDocument/2006/relationships" xmlns:v="urn:schemas-microsoft-com:vml" xmlns:w10="urn:schemas-microsoft-com:office:word" xmlns:w14="http://schemas.microsoft.com/office/word/2010/wordml" xmlns:w="http://schemas.openxmlformats.org/wordprocessingml/2006/main" xmlns:wne="http://schemas.microsoft.com/office/word/2006/wordml" xmlns:wp14="http://schemas.microsoft.com/office/word/2010/wordprocessingDrawing" xmlns:wp="http://schemas.openxmlformats.org/drawingml/2006/wordprocessingDrawing" xmlns:wpc="http://schemas.microsoft.com/office/word/2010/wordprocessingCanvas" xmlns:wpg="http://schemas.microsoft.com/office/word/2010/wordprocessingGroup" xmlns:wpi="http://schemas.microsoft.com/office/word/2010/wordprocessingInk" xmlns:wps="http://schemas.microsoft.com/office/word/2010/wordprocessingShape" mc:Ignorable="w14 wp14">
+  <w:p>
+    <w:pPr>
+      <w:pStyle w:val="Header"/>
+    </w:pPr>
+  </w:p>
+</w:hdr>
 </file>
 
 <file path=word/numbering.xml><?xml version="1.0" encoding="utf-8"?>

--- a/ADG/10장/10장_실습문제_정답.docx
+++ b/ADG/10장/10장_실습문제_정답.docx
@@ -34,7 +34,7 @@
           <w:b/>
           <w:sz w:val="21"/>
         </w:rPr>
-        <w:t>[하-01] 정답: ① FAR SYNC</w:t>
+        <w:t>[하-01] 정답: ② FAR SYNC</w:t>
       </w:r>
     </w:p>
     <w:p>
@@ -43,7 +43,49 @@
           <w:rFonts w:ascii="맑은 고딕" w:hAnsi="맑은 고딕" w:eastAsia="맑은 고딕"/>
           <w:sz w:val="21"/>
         </w:rPr>
-        <w:t>해설: 띄어 쓴다. Primary는 `PRIMARY`, Standby는 `PHYSICAL STANDBY`, Far Sync는 `FAR SYNC`다. 세 번째 역할이다.</w:t>
+        <w:t xml:space="preserve">해설: 띄어 쓴다. Primary는 </w:t>
+      </w:r>
+      <w:r>
+        <w:rPr>
+          <w:rFonts w:ascii="Consolas" w:hAnsi="Consolas" w:eastAsia="맑은 고딕"/>
+          <w:sz w:val="21"/>
+        </w:rPr>
+        <w:t xml:space="preserve">PRIMARY</w:t>
+      </w:r>
+      <w:r>
+        <w:rPr>
+          <w:rFonts w:ascii="맑은 고딕" w:hAnsi="맑은 고딕" w:eastAsia="맑은 고딕"/>
+          <w:sz w:val="21"/>
+        </w:rPr>
+        <w:t xml:space="preserve">, Standby는 </w:t>
+      </w:r>
+      <w:r>
+        <w:rPr>
+          <w:rFonts w:ascii="Consolas" w:hAnsi="Consolas" w:eastAsia="맑은 고딕"/>
+          <w:sz w:val="21"/>
+        </w:rPr>
+        <w:t xml:space="preserve">PHYSICAL STANDBY</w:t>
+      </w:r>
+      <w:r>
+        <w:rPr>
+          <w:rFonts w:ascii="맑은 고딕" w:hAnsi="맑은 고딕" w:eastAsia="맑은 고딕"/>
+          <w:sz w:val="21"/>
+        </w:rPr>
+        <w:t xml:space="preserve">, Far Sync는 </w:t>
+      </w:r>
+      <w:r>
+        <w:rPr>
+          <w:rFonts w:ascii="Consolas" w:hAnsi="Consolas" w:eastAsia="맑은 고딕"/>
+          <w:sz w:val="21"/>
+        </w:rPr>
+        <w:t xml:space="preserve">FAR SYNC</w:t>
+      </w:r>
+      <w:r>
+        <w:rPr>
+          <w:rFonts w:ascii="맑은 고딕" w:hAnsi="맑은 고딕" w:eastAsia="맑은 고딕"/>
+          <w:sz w:val="21"/>
+        </w:rPr>
+        <w:t xml:space="preserve">다. 세 번째 역할이다.</w:t>
       </w:r>
     </w:p>
     <w:p>
@@ -53,7 +95,7 @@
           <w:b/>
           <w:sz w:val="21"/>
         </w:rPr>
-        <w:t>[하-02] 정답: ① FARSYNC</w:t>
+        <w:t>[하-02] 정답: ③ FARSYNC</w:t>
       </w:r>
     </w:p>
     <w:p>
@@ -62,7 +104,63 @@
           <w:rFonts w:ascii="맑은 고딕" w:hAnsi="맑은 고딕" w:eastAsia="맑은 고딕"/>
           <w:sz w:val="21"/>
         </w:rPr>
-        <w:t>해설: `DATABASE_ROLE`은 띄어 쓰고 `CONTROLFILE_TYPE`은 붙여 쓴다. 헷갈리기 쉬운 지점이다. Primary는 `CURRENT`, Standby는 `STANDBY`.</w:t>
+        <w:t xml:space="preserve">해설: </w:t>
+      </w:r>
+      <w:r>
+        <w:rPr>
+          <w:rFonts w:ascii="Consolas" w:hAnsi="Consolas" w:eastAsia="맑은 고딕"/>
+          <w:sz w:val="21"/>
+        </w:rPr>
+        <w:t xml:space="preserve">DATABASE_ROLE</w:t>
+      </w:r>
+      <w:r>
+        <w:rPr>
+          <w:rFonts w:ascii="맑은 고딕" w:hAnsi="맑은 고딕" w:eastAsia="맑은 고딕"/>
+          <w:sz w:val="21"/>
+        </w:rPr>
+        <w:t xml:space="preserve">은 띄어 쓰고 </w:t>
+      </w:r>
+      <w:r>
+        <w:rPr>
+          <w:rFonts w:ascii="Consolas" w:hAnsi="Consolas" w:eastAsia="맑은 고딕"/>
+          <w:sz w:val="21"/>
+        </w:rPr>
+        <w:t xml:space="preserve">CONTROLFILE_TYPE</w:t>
+      </w:r>
+      <w:r>
+        <w:rPr>
+          <w:rFonts w:ascii="맑은 고딕" w:hAnsi="맑은 고딕" w:eastAsia="맑은 고딕"/>
+          <w:sz w:val="21"/>
+        </w:rPr>
+        <w:t xml:space="preserve">은 붙여 쓴다. 헷갈리기 쉬운 지점이다. Primary는 </w:t>
+      </w:r>
+      <w:r>
+        <w:rPr>
+          <w:rFonts w:ascii="Consolas" w:hAnsi="Consolas" w:eastAsia="맑은 고딕"/>
+          <w:sz w:val="21"/>
+        </w:rPr>
+        <w:t xml:space="preserve">CURRENT</w:t>
+      </w:r>
+      <w:r>
+        <w:rPr>
+          <w:rFonts w:ascii="맑은 고딕" w:hAnsi="맑은 고딕" w:eastAsia="맑은 고딕"/>
+          <w:sz w:val="21"/>
+        </w:rPr>
+        <w:t xml:space="preserve">, Standby는 </w:t>
+      </w:r>
+      <w:r>
+        <w:rPr>
+          <w:rFonts w:ascii="Consolas" w:hAnsi="Consolas" w:eastAsia="맑은 고딕"/>
+          <w:sz w:val="21"/>
+        </w:rPr>
+        <w:t xml:space="preserve">STANDBY</w:t>
+      </w:r>
+      <w:r>
+        <w:rPr>
+          <w:rFonts w:ascii="맑은 고딕" w:hAnsi="맑은 고딕" w:eastAsia="맑은 고딕"/>
+          <w:sz w:val="21"/>
+        </w:rPr>
+        <w:t xml:space="preserve">.</w:t>
       </w:r>
     </w:p>
     <w:p>
@@ -72,7 +170,7 @@
           <w:b/>
           <w:sz w:val="21"/>
         </w:rPr>
-        <w:t>[하-03] 정답: ① ALTER DATABASE CREATE FAR SYNC INSTANCE CONTROLFILE AS '...'</w:t>
+        <w:t>[하-03] 정답: ③ ALTER DATABASE CREATE FAR SYNC INSTANCE CONTROLFILE AS '...'</w:t>
       </w:r>
     </w:p>
     <w:p>
@@ -81,7 +179,35 @@
           <w:rFonts w:ascii="맑은 고딕" w:hAnsi="맑은 고딕" w:eastAsia="맑은 고딕"/>
           <w:sz w:val="21"/>
         </w:rPr>
-        <w:t>해설: Primary에서 실행한다. Standby용 명령(`CREATE STANDBY CONTROLFILE`)과 형태가 비슷하지만 `FAR SYNC INSTANCE`가 들어간다.</w:t>
+        <w:t xml:space="preserve">해설: Primary에서 실행한다. Standby용 명령(</w:t>
+      </w:r>
+      <w:r>
+        <w:rPr>
+          <w:rFonts w:ascii="Consolas" w:hAnsi="Consolas" w:eastAsia="맑은 고딕"/>
+          <w:sz w:val="21"/>
+        </w:rPr>
+        <w:t xml:space="preserve">CREATE STANDBY CONTROLFILE</w:t>
+      </w:r>
+      <w:r>
+        <w:rPr>
+          <w:rFonts w:ascii="맑은 고딕" w:hAnsi="맑은 고딕" w:eastAsia="맑은 고딕"/>
+          <w:sz w:val="21"/>
+        </w:rPr>
+        <w:t xml:space="preserve">)과 형태가 비슷하지만 </w:t>
+      </w:r>
+      <w:r>
+        <w:rPr>
+          <w:rFonts w:ascii="Consolas" w:hAnsi="Consolas" w:eastAsia="맑은 고딕"/>
+          <w:sz w:val="21"/>
+        </w:rPr>
+        <w:t xml:space="preserve">FAR SYNC INSTANCE</w:t>
+      </w:r>
+      <w:r>
+        <w:rPr>
+          <w:rFonts w:ascii="맑은 고딕" w:hAnsi="맑은 고딕" w:eastAsia="맑은 고딕"/>
+          <w:sz w:val="21"/>
+        </w:rPr>
+        <w:t xml:space="preserve">가 들어간다.</w:t>
       </w:r>
     </w:p>
     <w:p>
@@ -91,7 +217,7 @@
           <w:b/>
           <w:sz w:val="21"/>
         </w:rPr>
-        <w:t>[하-04] 정답: ① 18,989,056바이트</w:t>
+        <w:t>[하-04] 정답: ③ 18,989,056바이트</w:t>
       </w:r>
     </w:p>
     <w:p>
@@ -110,7 +236,7 @@
           <w:b/>
           <w:sz w:val="21"/>
         </w:rPr>
-        <w:t>[하-05] 정답: ① ORA-00900</w:t>
+        <w:t>[하-05] 정답: ② ORA-00900</w:t>
       </w:r>
     </w:p>
     <w:p>
@@ -119,7 +245,35 @@
           <w:rFonts w:ascii="맑은 고딕" w:hAnsi="맑은 고딕" w:eastAsia="맑은 고딕"/>
           <w:sz w:val="21"/>
         </w:rPr>
-        <w:t>해설: `invalid SQL statement`. "그런 SQL 문장은 없다"는 뜻이다. SQL 구문에서는 `FAR SYNC`로 띄어 쓴다.</w:t>
+        <w:t xml:space="preserve">해설: </w:t>
+      </w:r>
+      <w:r>
+        <w:rPr>
+          <w:rFonts w:ascii="Consolas" w:hAnsi="Consolas" w:eastAsia="맑은 고딕"/>
+          <w:sz w:val="21"/>
+        </w:rPr>
+        <w:t xml:space="preserve">invalid SQL statement</w:t>
+      </w:r>
+      <w:r>
+        <w:rPr>
+          <w:rFonts w:ascii="맑은 고딕" w:hAnsi="맑은 고딕" w:eastAsia="맑은 고딕"/>
+          <w:sz w:val="21"/>
+        </w:rPr>
+        <w:t xml:space="preserve">. "그런 SQL 문장은 없다"는 뜻이다. SQL 구문에서는 </w:t>
+      </w:r>
+      <w:r>
+        <w:rPr>
+          <w:rFonts w:ascii="Consolas" w:hAnsi="Consolas" w:eastAsia="맑은 고딕"/>
+          <w:sz w:val="21"/>
+        </w:rPr>
+        <w:t xml:space="preserve">FAR SYNC</w:t>
+      </w:r>
+      <w:r>
+        <w:rPr>
+          <w:rFonts w:ascii="맑은 고딕" w:hAnsi="맑은 고딕" w:eastAsia="맑은 고딕"/>
+          <w:sz w:val="21"/>
+        </w:rPr>
+        <w:t xml:space="preserve">로 띄어 쓴다.</w:t>
       </w:r>
     </w:p>
     <w:p>
@@ -129,7 +283,7 @@
           <w:b/>
           <w:sz w:val="21"/>
         </w:rPr>
-        <w:t>[하-06] 정답: ① 0</w:t>
+        <w:t>[하-06] 정답: ③ 0</w:t>
       </w:r>
     </w:p>
     <w:p>
@@ -138,7 +292,21 @@
           <w:rFonts w:ascii="맑은 고딕" w:hAnsi="맑은 고딕" w:eastAsia="맑은 고딕"/>
           <w:sz w:val="21"/>
         </w:rPr>
-        <w:t>해설: 데이터 파일이 없다는 것이 Far Sync의 정의다. 참고로 `V$TEMPFILE`은 3행인데 이는 정의만 상속된 것이며 실제 파일은 없다.</w:t>
+        <w:t xml:space="preserve">해설: 데이터 파일이 없다는 것이 Far Sync의 정의다. 참고로 </w:t>
+      </w:r>
+      <w:r>
+        <w:rPr>
+          <w:rFonts w:ascii="Consolas" w:hAnsi="Consolas" w:eastAsia="맑은 고딕"/>
+          <w:sz w:val="21"/>
+        </w:rPr>
+        <w:t xml:space="preserve">V$TEMPFILE</w:t>
+      </w:r>
+      <w:r>
+        <w:rPr>
+          <w:rFonts w:ascii="맑은 고딕" w:hAnsi="맑은 고딕" w:eastAsia="맑은 고딕"/>
+          <w:sz w:val="21"/>
+        </w:rPr>
+        <w:t xml:space="preserve">은 3행인데 이는 정의만 상속된 것이며 실제 파일은 없다.</w:t>
       </w:r>
     </w:p>
     <w:p>
@@ -148,7 +316,7 @@
           <w:b/>
           <w:sz w:val="21"/>
         </w:rPr>
-        <w:t>[하-07] 정답: ① 0</w:t>
+        <w:t>[하-07] 정답: ② 0</w:t>
       </w:r>
     </w:p>
     <w:p>
@@ -157,7 +325,21 @@
           <w:rFonts w:ascii="맑은 고딕" w:hAnsi="맑은 고딕" w:eastAsia="맑은 고딕"/>
           <w:sz w:val="21"/>
         </w:rPr>
-        <w:t>해설: Far Sync는 자기 온라인 리두를 쓰지 않으므로 로그 그룹이 존재하지 않는다. `V$LOGFILE`에는 ONLINE 정의 3개가 남아 있는 것과 대비된다.</w:t>
+        <w:t xml:space="preserve">해설: Far Sync는 자기 온라인 리두를 쓰지 않으므로 로그 그룹이 존재하지 않는다. </w:t>
+      </w:r>
+      <w:r>
+        <w:rPr>
+          <w:rFonts w:ascii="Consolas" w:hAnsi="Consolas" w:eastAsia="맑은 고딕"/>
+          <w:sz w:val="21"/>
+        </w:rPr>
+        <w:t xml:space="preserve">V$LOGFILE</w:t>
+      </w:r>
+      <w:r>
+        <w:rPr>
+          <w:rFonts w:ascii="맑은 고딕" w:hAnsi="맑은 고딕" w:eastAsia="맑은 고딕"/>
+          <w:sz w:val="21"/>
+        </w:rPr>
+        <w:t xml:space="preserve">에는 ONLINE 정의 3개가 남아 있는 것과 대비된다.</w:t>
       </w:r>
     </w:p>
     <w:p>
@@ -167,7 +349,7 @@
           <w:b/>
           <w:sz w:val="21"/>
         </w:rPr>
-        <w:t>[하-08] 정답: ① 4</w:t>
+        <w:t>[하-08] 정답: ② 4</w:t>
       </w:r>
     </w:p>
     <w:p>
@@ -186,7 +368,7 @@
           <w:b/>
           <w:sz w:val="21"/>
         </w:rPr>
-        <w:t>[하-09] 정답: ① ORA-16476</w:t>
+        <w:t>[하-09] 정답: ④ ORA-16476</w:t>
       </w:r>
     </w:p>
     <w:p>
@@ -195,7 +377,35 @@
           <w:rFonts w:ascii="맑은 고딕" w:hAnsi="맑은 고딕" w:eastAsia="맑은 고딕"/>
           <w:sz w:val="21"/>
         </w:rPr>
-        <w:t>해설: `far sync instance does not allow Open operation`. `READ ONLY`를 붙여도 같다. 열려면 데이터 파일이 있어야 하는데 없다.</w:t>
+        <w:t xml:space="preserve">해설: </w:t>
+      </w:r>
+      <w:r>
+        <w:rPr>
+          <w:rFonts w:ascii="Consolas" w:hAnsi="Consolas" w:eastAsia="맑은 고딕"/>
+          <w:sz w:val="21"/>
+        </w:rPr>
+        <w:t xml:space="preserve">far sync instance does not allow Open operation</w:t>
+      </w:r>
+      <w:r>
+        <w:rPr>
+          <w:rFonts w:ascii="맑은 고딕" w:hAnsi="맑은 고딕" w:eastAsia="맑은 고딕"/>
+          <w:sz w:val="21"/>
+        </w:rPr>
+        <w:t xml:space="preserve">. </w:t>
+      </w:r>
+      <w:r>
+        <w:rPr>
+          <w:rFonts w:ascii="Consolas" w:hAnsi="Consolas" w:eastAsia="맑은 고딕"/>
+          <w:sz w:val="21"/>
+        </w:rPr>
+        <w:t xml:space="preserve">READ ONLY</w:t>
+      </w:r>
+      <w:r>
+        <w:rPr>
+          <w:rFonts w:ascii="맑은 고딕" w:hAnsi="맑은 고딕" w:eastAsia="맑은 고딕"/>
+          <w:sz w:val="21"/>
+        </w:rPr>
+        <w:t xml:space="preserve">를 붙여도 같다. 열려면 데이터 파일이 있어야 하는데 없다.</w:t>
       </w:r>
     </w:p>
     <w:p>
@@ -205,7 +415,7 @@
           <w:b/>
           <w:sz w:val="21"/>
         </w:rPr>
-        <w:t>[하-10] 정답: ① ORA-01665</w:t>
+        <w:t>[하-10] 정답: ② ORA-01665</w:t>
       </w:r>
     </w:p>
     <w:p>
@@ -214,7 +424,21 @@
           <w:rFonts w:ascii="맑은 고딕" w:hAnsi="맑은 고딕" w:eastAsia="맑은 고딕"/>
           <w:sz w:val="21"/>
         </w:rPr>
-        <w:t>해설: `control file is not a standby control file`. 1장에서 Primary에 MRP를 띄우려다 만난 것과 같은 오류다. 적용 여부를 컨트롤 파일 유형으로 판단한다.</w:t>
+        <w:t xml:space="preserve">해설: </w:t>
+      </w:r>
+      <w:r>
+        <w:rPr>
+          <w:rFonts w:ascii="Consolas" w:hAnsi="Consolas" w:eastAsia="맑은 고딕"/>
+          <w:sz w:val="21"/>
+        </w:rPr>
+        <w:t xml:space="preserve">control file is not a standby control file</w:t>
+      </w:r>
+      <w:r>
+        <w:rPr>
+          <w:rFonts w:ascii="맑은 고딕" w:hAnsi="맑은 고딕" w:eastAsia="맑은 고딕"/>
+          <w:sz w:val="21"/>
+        </w:rPr>
+        <w:t xml:space="preserve">. 1장에서 Primary에 MRP를 띄우려다 만난 것과 같은 오류다. 적용 여부를 컨트롤 파일 유형으로 판단한다.</w:t>
       </w:r>
     </w:p>
     <w:p>
@@ -224,7 +448,7 @@
           <w:b/>
           <w:sz w:val="21"/>
         </w:rPr>
-        <w:t>[하-11] 정답: ① ORA-01184</w:t>
+        <w:t>[하-11] 정답: ② ORA-01184</w:t>
       </w:r>
     </w:p>
     <w:p>
@@ -233,7 +457,21 @@
           <w:rFonts w:ascii="맑은 고딕" w:hAnsi="맑은 고딕" w:eastAsia="맑은 고딕"/>
           <w:sz w:val="21"/>
         </w:rPr>
-        <w:t>해설: `logfile group 4 already exists`. 컨트롤 파일이 Primary의 로그 그룹 정의를 담아 왔으므로 이미 존재한다. 네 그룹 모두 같은 오류였다.</w:t>
+        <w:t xml:space="preserve">해설: </w:t>
+      </w:r>
+      <w:r>
+        <w:rPr>
+          <w:rFonts w:ascii="Consolas" w:hAnsi="Consolas" w:eastAsia="맑은 고딕"/>
+          <w:sz w:val="21"/>
+        </w:rPr>
+        <w:t xml:space="preserve">logfile group 4 already exists</w:t>
+      </w:r>
+      <w:r>
+        <w:rPr>
+          <w:rFonts w:ascii="맑은 고딕" w:hAnsi="맑은 고딕" w:eastAsia="맑은 고딕"/>
+          <w:sz w:val="21"/>
+        </w:rPr>
+        <w:t xml:space="preserve">. 컨트롤 파일이 Primary의 로그 그룹 정의를 담아 왔으므로 이미 존재한다. 네 그룹 모두 같은 오류였다.</w:t>
       </w:r>
     </w:p>
     <w:p>
@@ -243,7 +481,7 @@
           <w:b/>
           <w:sz w:val="21"/>
         </w:rPr>
-        <w:t>[하-12] 정답: ① ALTER DATABASE CLEAR LOGFILE GROUP n</w:t>
+        <w:t>[하-12] 정답: ② ALTER DATABASE CLEAR LOGFILE GROUP n</w:t>
       </w:r>
     </w:p>
     <w:p>
@@ -252,7 +490,35 @@
           <w:rFonts w:ascii="맑은 고딕" w:hAnsi="맑은 고딕" w:eastAsia="맑은 고딕"/>
           <w:sz w:val="21"/>
         </w:rPr>
-        <w:t>해설: `CLEAR`는 로그 그룹을 비우는 명령이며 파일이 없으면 만들어 준다. 8장의 `CREATE DATAFILE ... AS NEW`와 같은 발상이다.</w:t>
+        <w:t xml:space="preserve">해설: </w:t>
+      </w:r>
+      <w:r>
+        <w:rPr>
+          <w:rFonts w:ascii="Consolas" w:hAnsi="Consolas" w:eastAsia="맑은 고딕"/>
+          <w:sz w:val="21"/>
+        </w:rPr>
+        <w:t xml:space="preserve">CLEAR</w:t>
+      </w:r>
+      <w:r>
+        <w:rPr>
+          <w:rFonts w:ascii="맑은 고딕" w:hAnsi="맑은 고딕" w:eastAsia="맑은 고딕"/>
+          <w:sz w:val="21"/>
+        </w:rPr>
+        <w:t xml:space="preserve">는 로그 그룹을 비우는 명령이며 파일이 없으면 만들어 준다. 8장의 </w:t>
+      </w:r>
+      <w:r>
+        <w:rPr>
+          <w:rFonts w:ascii="Consolas" w:hAnsi="Consolas" w:eastAsia="맑은 고딕"/>
+          <w:sz w:val="21"/>
+        </w:rPr>
+        <w:t xml:space="preserve">CREATE DATAFILE ... AS NEW</w:t>
+      </w:r>
+      <w:r>
+        <w:rPr>
+          <w:rFonts w:ascii="맑은 고딕" w:hAnsi="맑은 고딕" w:eastAsia="맑은 고딕"/>
+          <w:sz w:val="21"/>
+        </w:rPr>
+        <w:t xml:space="preserve">와 같은 발상이다.</w:t>
       </w:r>
     </w:p>
     <w:p>
@@ -262,7 +528,7 @@
           <w:b/>
           <w:sz w:val="21"/>
         </w:rPr>
-        <w:t>[하-13] 정답: ① 209,715,712바이트</w:t>
+        <w:t>[하-13] 정답: ③ 209,715,712바이트</w:t>
       </w:r>
     </w:p>
     <w:p>
@@ -281,7 +547,7 @@
           <w:b/>
           <w:sz w:val="21"/>
         </w:rPr>
-        <w:t>[하-14] 정답: ① SYNC AFFIRM</w:t>
+        <w:t>[하-14] 정답: ② SYNC AFFIRM</w:t>
       </w:r>
     </w:p>
     <w:p>
@@ -290,7 +556,35 @@
           <w:rFonts w:ascii="맑은 고딕" w:hAnsi="맑은 고딕" w:eastAsia="맑은 고딕"/>
           <w:sz w:val="21"/>
         </w:rPr>
-        <w:t>해설: 가까운 Far Sync와만 동기로 대화하는 것이 Far Sync를 쓰는 이유다. 실측 `TRANSMIT_MODE=PARALLELSYNC`, `AFFIRM=YES`.</w:t>
+        <w:t xml:space="preserve">해설: 가까운 Far Sync와만 동기로 대화하는 것이 Far Sync를 쓰는 이유다. 실측 </w:t>
+      </w:r>
+      <w:r>
+        <w:rPr>
+          <w:rFonts w:ascii="Consolas" w:hAnsi="Consolas" w:eastAsia="맑은 고딕"/>
+          <w:sz w:val="21"/>
+        </w:rPr>
+        <w:t xml:space="preserve">TRANSMIT_MODE=PARALLELSYNC</w:t>
+      </w:r>
+      <w:r>
+        <w:rPr>
+          <w:rFonts w:ascii="맑은 고딕" w:hAnsi="맑은 고딕" w:eastAsia="맑은 고딕"/>
+          <w:sz w:val="21"/>
+        </w:rPr>
+        <w:t xml:space="preserve">, </w:t>
+      </w:r>
+      <w:r>
+        <w:rPr>
+          <w:rFonts w:ascii="Consolas" w:hAnsi="Consolas" w:eastAsia="맑은 고딕"/>
+          <w:sz w:val="21"/>
+        </w:rPr>
+        <w:t xml:space="preserve">AFFIRM=YES</w:t>
+      </w:r>
+      <w:r>
+        <w:rPr>
+          <w:rFonts w:ascii="맑은 고딕" w:hAnsi="맑은 고딕" w:eastAsia="맑은 고딕"/>
+          <w:sz w:val="21"/>
+        </w:rPr>
+        <w:t xml:space="preserve">.</w:t>
       </w:r>
     </w:p>
     <w:p>
@@ -300,7 +594,7 @@
           <w:b/>
           <w:sz w:val="21"/>
         </w:rPr>
-        <w:t>[하-15] 정답: ① ASYNC</w:t>
+        <w:t>[하-15] 정답: ④ ASYNC</w:t>
       </w:r>
     </w:p>
     <w:p>
@@ -328,7 +622,21 @@
           <w:rFonts w:ascii="맑은 고딕" w:hAnsi="맑은 고딕" w:eastAsia="맑은 고딕"/>
           <w:sz w:val="21"/>
         </w:rPr>
-        <w:t>해설: Far Sync는 자기가 만든 리두가 없다. 받은 것을 넘기므로 출처가 SRL이다. Primary의 목적지가 `(ONLINE_LOGFILES, PRIMARY_ROLE)`인 것과 대비된다.</w:t>
+        <w:t xml:space="preserve">해설: Far Sync는 자기가 만든 리두가 없다. 받은 것을 넘기므로 출처가 SRL이다. Primary의 목적지가 </w:t>
+      </w:r>
+      <w:r>
+        <w:rPr>
+          <w:rFonts w:ascii="Consolas" w:hAnsi="Consolas" w:eastAsia="맑은 고딕"/>
+          <w:sz w:val="21"/>
+        </w:rPr>
+        <w:t xml:space="preserve">(ONLINE_LOGFILES, PRIMARY_ROLE)</w:t>
+      </w:r>
+      <w:r>
+        <w:rPr>
+          <w:rFonts w:ascii="맑은 고딕" w:hAnsi="맑은 고딕" w:eastAsia="맑은 고딕"/>
+          <w:sz w:val="21"/>
+        </w:rPr>
+        <w:t xml:space="preserve">인 것과 대비된다.</w:t>
       </w:r>
     </w:p>
     <w:p>
@@ -338,7 +646,7 @@
           <w:b/>
           <w:sz w:val="21"/>
         </w:rPr>
-        <w:t>[하-17] 정답: ① STARTUP MOUNT</w:t>
+        <w:t>[하-17] 정답: ④ STARTUP MOUNT</w:t>
       </w:r>
     </w:p>
     <w:p>
@@ -347,7 +655,21 @@
           <w:rFonts w:ascii="맑은 고딕" w:hAnsi="맑은 고딕" w:eastAsia="맑은 고딕"/>
           <w:sz w:val="21"/>
         </w:rPr>
-        <w:t>해설: 한 번으로 끝난다. 컨트롤 파일이 이미 Far Sync용이므로 `MOUNT STANDBY DATABASE`를 따로 하지 않는다.</w:t>
+        <w:t xml:space="preserve">해설: 한 번으로 끝난다. 컨트롤 파일이 이미 Far Sync용이므로 </w:t>
+      </w:r>
+      <w:r>
+        <w:rPr>
+          <w:rFonts w:ascii="Consolas" w:hAnsi="Consolas" w:eastAsia="맑은 고딕"/>
+          <w:sz w:val="21"/>
+        </w:rPr>
+        <w:t xml:space="preserve">MOUNT STANDBY DATABASE</w:t>
+      </w:r>
+      <w:r>
+        <w:rPr>
+          <w:rFonts w:ascii="맑은 고딕" w:hAnsi="맑은 고딕" w:eastAsia="맑은 고딕"/>
+          <w:sz w:val="21"/>
+        </w:rPr>
+        <w:t xml:space="preserve">를 따로 하지 않는다.</w:t>
       </w:r>
     </w:p>
     <w:p>
@@ -357,7 +679,7 @@
           <w:b/>
           <w:sz w:val="21"/>
         </w:rPr>
-        <w:t>[하-18] 정답: ① 컨트롤 파일과 패스워드 파일</w:t>
+        <w:t>[하-18] 정답: ④ 컨트롤 파일과 패스워드 파일</w:t>
       </w:r>
     </w:p>
     <w:p>
@@ -366,7 +688,35 @@
           <w:rFonts w:ascii="맑은 고딕" w:hAnsi="맑은 고딕" w:eastAsia="맑은 고딕"/>
           <w:sz w:val="21"/>
         </w:rPr>
-        <w:t>해설: 데이터 파일·임시 파일·리두 로그는 옮기지 않는다. 패스워드 파일은 `orapw&lt;SID&gt;` 규칙에 따라 `orapwfarsync`로 이름이 바뀐다.</w:t>
+        <w:t xml:space="preserve">해설: 데이터 파일·임시 파일·리두 로그는 옮기지 않는다. 패스워드 파일은 </w:t>
+      </w:r>
+      <w:r>
+        <w:rPr>
+          <w:rFonts w:ascii="Consolas" w:hAnsi="Consolas" w:eastAsia="맑은 고딕"/>
+          <w:sz w:val="21"/>
+        </w:rPr>
+        <w:t xml:space="preserve">orapw&lt;SID&gt;</w:t>
+      </w:r>
+      <w:r>
+        <w:rPr>
+          <w:rFonts w:ascii="맑은 고딕" w:hAnsi="맑은 고딕" w:eastAsia="맑은 고딕"/>
+          <w:sz w:val="21"/>
+        </w:rPr>
+        <w:t xml:space="preserve"> 규칙에 따라 </w:t>
+      </w:r>
+      <w:r>
+        <w:rPr>
+          <w:rFonts w:ascii="Consolas" w:hAnsi="Consolas" w:eastAsia="맑은 고딕"/>
+          <w:sz w:val="21"/>
+        </w:rPr>
+        <w:t xml:space="preserve">orapwfarsync</w:t>
+      </w:r>
+      <w:r>
+        <w:rPr>
+          <w:rFonts w:ascii="맑은 고딕" w:hAnsi="맑은 고딕" w:eastAsia="맑은 고딕"/>
+          <w:sz w:val="21"/>
+        </w:rPr>
+        <w:t xml:space="preserve">로 이름이 바뀐다.</w:t>
       </w:r>
     </w:p>
     <w:p>
@@ -385,7 +735,35 @@
           <w:rFonts w:ascii="맑은 고딕" w:hAnsi="맑은 고딕" w:eastAsia="맑은 고딕"/>
           <w:sz w:val="21"/>
         </w:rPr>
-        <w:t>해설: `server not in Data Guard configuration`. 받는 쪽의 `DG_CONFIG` 목록에 보내는 쪽 이름이 없으면 연결을 거부한다.</w:t>
+        <w:t xml:space="preserve">해설: </w:t>
+      </w:r>
+      <w:r>
+        <w:rPr>
+          <w:rFonts w:ascii="Consolas" w:hAnsi="Consolas" w:eastAsia="맑은 고딕"/>
+          <w:sz w:val="21"/>
+        </w:rPr>
+        <w:t xml:space="preserve">server not in Data Guard configuration</w:t>
+      </w:r>
+      <w:r>
+        <w:rPr>
+          <w:rFonts w:ascii="맑은 고딕" w:hAnsi="맑은 고딕" w:eastAsia="맑은 고딕"/>
+          <w:sz w:val="21"/>
+        </w:rPr>
+        <w:t xml:space="preserve">. 받는 쪽의 </w:t>
+      </w:r>
+      <w:r>
+        <w:rPr>
+          <w:rFonts w:ascii="Consolas" w:hAnsi="Consolas" w:eastAsia="맑은 고딕"/>
+          <w:sz w:val="21"/>
+        </w:rPr>
+        <w:t xml:space="preserve">DG_CONFIG</w:t>
+      </w:r>
+      <w:r>
+        <w:rPr>
+          <w:rFonts w:ascii="맑은 고딕" w:hAnsi="맑은 고딕" w:eastAsia="맑은 고딕"/>
+          <w:sz w:val="21"/>
+        </w:rPr>
+        <w:t xml:space="preserve"> 목록에 보내는 쪽 이름이 없으면 연결을 거부한다.</w:t>
       </w:r>
     </w:p>
     <w:p>
@@ -395,7 +773,7 @@
           <w:b/>
           <w:sz w:val="21"/>
         </w:rPr>
-        <w:t>[하-20] 정답: ① ORA-01109: database not open</w:t>
+        <w:t>[하-20] 정답: ③ ORA-01109: database not open</w:t>
       </w:r>
     </w:p>
     <w:p>
@@ -404,7 +782,49 @@
           <w:rFonts w:ascii="맑은 고딕" w:hAnsi="맑은 고딕" w:eastAsia="맑은 고딕"/>
           <w:sz w:val="21"/>
         </w:rPr>
-        <w:t>해설: 정상이다. `SHUTDOWN IMMEDIATE`가 먼저 데이터베이스를 닫으려 하는데 애초에 열린 적이 없기 때문이다. 이어서 `Database dismounted.`와 `ORACLE instance shut down.`이 나온다.</w:t>
+        <w:t xml:space="preserve">해설: 정상이다. </w:t>
+      </w:r>
+      <w:r>
+        <w:rPr>
+          <w:rFonts w:ascii="Consolas" w:hAnsi="Consolas" w:eastAsia="맑은 고딕"/>
+          <w:sz w:val="21"/>
+        </w:rPr>
+        <w:t xml:space="preserve">SHUTDOWN IMMEDIATE</w:t>
+      </w:r>
+      <w:r>
+        <w:rPr>
+          <w:rFonts w:ascii="맑은 고딕" w:hAnsi="맑은 고딕" w:eastAsia="맑은 고딕"/>
+          <w:sz w:val="21"/>
+        </w:rPr>
+        <w:t xml:space="preserve">가 먼저 데이터베이스를 닫으려 하는데 애초에 열린 적이 없기 때문이다. 이어서 </w:t>
+      </w:r>
+      <w:r>
+        <w:rPr>
+          <w:rFonts w:ascii="Consolas" w:hAnsi="Consolas" w:eastAsia="맑은 고딕"/>
+          <w:sz w:val="21"/>
+        </w:rPr>
+        <w:t xml:space="preserve">Database dismounted.</w:t>
+      </w:r>
+      <w:r>
+        <w:rPr>
+          <w:rFonts w:ascii="맑은 고딕" w:hAnsi="맑은 고딕" w:eastAsia="맑은 고딕"/>
+          <w:sz w:val="21"/>
+        </w:rPr>
+        <w:t xml:space="preserve">와 </w:t>
+      </w:r>
+      <w:r>
+        <w:rPr>
+          <w:rFonts w:ascii="Consolas" w:hAnsi="Consolas" w:eastAsia="맑은 고딕"/>
+          <w:sz w:val="21"/>
+        </w:rPr>
+        <w:t xml:space="preserve">ORACLE instance shut down.</w:t>
+      </w:r>
+      <w:r>
+        <w:rPr>
+          <w:rFonts w:ascii="맑은 고딕" w:hAnsi="맑은 고딕" w:eastAsia="맑은 고딕"/>
+          <w:sz w:val="21"/>
+        </w:rPr>
+        <w:t xml:space="preserve">이 나온다.</w:t>
       </w:r>
     </w:p>
     <w:p>
@@ -422,7 +842,7 @@
           <w:b/>
           <w:sz w:val="21"/>
         </w:rPr>
-        <w:t>[중-01] 정답: ① 원거리에서 동기 전송의 커밋 지연을 줄인다</w:t>
+        <w:t>[중-01] 정답: ② 원거리에서 동기 전송의 커밋 지연을 줄인다</w:t>
       </w:r>
     </w:p>
     <w:p>
@@ -441,7 +861,7 @@
           <w:b/>
           <w:sz w:val="21"/>
         </w:rPr>
-        <w:t>[중-02] 정답: ① V$ARCHIVE_DEST</w:t>
+        <w:t>[중-02] 정답: ④ V$ARCHIVE_DEST</w:t>
       </w:r>
     </w:p>
     <w:p>
@@ -450,7 +870,106 @@
           <w:rFonts w:ascii="맑은 고딕" w:hAnsi="맑은 고딕" w:eastAsia="맑은 고딕"/>
           <w:sz w:val="21"/>
         </w:rPr>
-        <w:t>해설: 이 뷰는 목적지의 **설정**을 담는다. `TRANSMIT_MODE`, `AFFIRM`, `BINDING`, `VALID_NOW`, `VALID_ROLE`, `VALID_TYPE`이 여기 있다.</w:t>
+        <w:t xml:space="preserve">해설: 이 뷰는 목적지의 </w:t>
+      </w:r>
+      <w:r>
+        <w:rPr>
+          <w:rFonts w:ascii="맑은 고딕" w:hAnsi="맑은 고딕" w:eastAsia="맑은 고딕"/>
+          <w:b/>
+          <w:sz w:val="21"/>
+        </w:rPr>
+        <w:t xml:space="preserve">설정</w:t>
+      </w:r>
+      <w:r>
+        <w:rPr>
+          <w:rFonts w:ascii="맑은 고딕" w:hAnsi="맑은 고딕" w:eastAsia="맑은 고딕"/>
+          <w:sz w:val="21"/>
+        </w:rPr>
+        <w:t xml:space="preserve">을 담는다. </w:t>
+      </w:r>
+      <w:r>
+        <w:rPr>
+          <w:rFonts w:ascii="Consolas" w:hAnsi="Consolas" w:eastAsia="맑은 고딕"/>
+          <w:sz w:val="21"/>
+        </w:rPr>
+        <w:t xml:space="preserve">TRANSMIT_MODE</w:t>
+      </w:r>
+      <w:r>
+        <w:rPr>
+          <w:rFonts w:ascii="맑은 고딕" w:hAnsi="맑은 고딕" w:eastAsia="맑은 고딕"/>
+          <w:sz w:val="21"/>
+        </w:rPr>
+        <w:t xml:space="preserve">, </w:t>
+      </w:r>
+      <w:r>
+        <w:rPr>
+          <w:rFonts w:ascii="Consolas" w:hAnsi="Consolas" w:eastAsia="맑은 고딕"/>
+          <w:sz w:val="21"/>
+        </w:rPr>
+        <w:t xml:space="preserve">AFFIRM</w:t>
+      </w:r>
+      <w:r>
+        <w:rPr>
+          <w:rFonts w:ascii="맑은 고딕" w:hAnsi="맑은 고딕" w:eastAsia="맑은 고딕"/>
+          <w:sz w:val="21"/>
+        </w:rPr>
+        <w:t xml:space="preserve">, </w:t>
+      </w:r>
+      <w:r>
+        <w:rPr>
+          <w:rFonts w:ascii="Consolas" w:hAnsi="Consolas" w:eastAsia="맑은 고딕"/>
+          <w:sz w:val="21"/>
+        </w:rPr>
+        <w:t xml:space="preserve">BINDING</w:t>
+      </w:r>
+      <w:r>
+        <w:rPr>
+          <w:rFonts w:ascii="맑은 고딕" w:hAnsi="맑은 고딕" w:eastAsia="맑은 고딕"/>
+          <w:sz w:val="21"/>
+        </w:rPr>
+        <w:t xml:space="preserve">, </w:t>
+      </w:r>
+      <w:r>
+        <w:rPr>
+          <w:rFonts w:ascii="Consolas" w:hAnsi="Consolas" w:eastAsia="맑은 고딕"/>
+          <w:sz w:val="21"/>
+        </w:rPr>
+        <w:t xml:space="preserve">VALID_NOW</w:t>
+      </w:r>
+      <w:r>
+        <w:rPr>
+          <w:rFonts w:ascii="맑은 고딕" w:hAnsi="맑은 고딕" w:eastAsia="맑은 고딕"/>
+          <w:sz w:val="21"/>
+        </w:rPr>
+        <w:t xml:space="preserve">, </w:t>
+      </w:r>
+      <w:r>
+        <w:rPr>
+          <w:rFonts w:ascii="Consolas" w:hAnsi="Consolas" w:eastAsia="맑은 고딕"/>
+          <w:sz w:val="21"/>
+        </w:rPr>
+        <w:t xml:space="preserve">VALID_ROLE</w:t>
+      </w:r>
+      <w:r>
+        <w:rPr>
+          <w:rFonts w:ascii="맑은 고딕" w:hAnsi="맑은 고딕" w:eastAsia="맑은 고딕"/>
+          <w:sz w:val="21"/>
+        </w:rPr>
+        <w:t xml:space="preserve">, </w:t>
+      </w:r>
+      <w:r>
+        <w:rPr>
+          <w:rFonts w:ascii="Consolas" w:hAnsi="Consolas" w:eastAsia="맑은 고딕"/>
+          <w:sz w:val="21"/>
+        </w:rPr>
+        <w:t xml:space="preserve">VALID_TYPE</w:t>
+      </w:r>
+      <w:r>
+        <w:rPr>
+          <w:rFonts w:ascii="맑은 고딕" w:hAnsi="맑은 고딕" w:eastAsia="맑은 고딕"/>
+          <w:sz w:val="21"/>
+        </w:rPr>
+        <w:t xml:space="preserve">이 여기 있다.</w:t>
       </w:r>
     </w:p>
     <w:p>
@@ -469,7 +988,106 @@
           <w:rFonts w:ascii="맑은 고딕" w:hAnsi="맑은 고딕" w:eastAsia="맑은 고딕"/>
           <w:sz w:val="21"/>
         </w:rPr>
-        <w:t>해설: `"TRANSMIT_MODE": invalid identifier`. `V$ARCHIVE_DEST_STATUS`는 **상태**를 담는 뷰이며 `STATUS`, `ERROR`, `RECOVERY_MODE`, `DESTINATION`이 있다.</w:t>
+        <w:t xml:space="preserve">해설: </w:t>
+      </w:r>
+      <w:r>
+        <w:rPr>
+          <w:rFonts w:ascii="Consolas" w:hAnsi="Consolas" w:eastAsia="맑은 고딕"/>
+          <w:sz w:val="21"/>
+        </w:rPr>
+        <w:t xml:space="preserve">"TRANSMIT_MODE": invalid identifier</w:t>
+      </w:r>
+      <w:r>
+        <w:rPr>
+          <w:rFonts w:ascii="맑은 고딕" w:hAnsi="맑은 고딕" w:eastAsia="맑은 고딕"/>
+          <w:sz w:val="21"/>
+        </w:rPr>
+        <w:t xml:space="preserve">. </w:t>
+      </w:r>
+      <w:r>
+        <w:rPr>
+          <w:rFonts w:ascii="Consolas" w:hAnsi="Consolas" w:eastAsia="맑은 고딕"/>
+          <w:sz w:val="21"/>
+        </w:rPr>
+        <w:t xml:space="preserve">V$ARCHIVE_DEST_STATUS</w:t>
+      </w:r>
+      <w:r>
+        <w:rPr>
+          <w:rFonts w:ascii="맑은 고딕" w:hAnsi="맑은 고딕" w:eastAsia="맑은 고딕"/>
+          <w:sz w:val="21"/>
+        </w:rPr>
+        <w:t xml:space="preserve">는 </w:t>
+      </w:r>
+      <w:r>
+        <w:rPr>
+          <w:rFonts w:ascii="맑은 고딕" w:hAnsi="맑은 고딕" w:eastAsia="맑은 고딕"/>
+          <w:b/>
+          <w:sz w:val="21"/>
+        </w:rPr>
+        <w:t xml:space="preserve">상태</w:t>
+      </w:r>
+      <w:r>
+        <w:rPr>
+          <w:rFonts w:ascii="맑은 고딕" w:hAnsi="맑은 고딕" w:eastAsia="맑은 고딕"/>
+          <w:sz w:val="21"/>
+        </w:rPr>
+        <w:t xml:space="preserve">를 담는 뷰이며 </w:t>
+      </w:r>
+      <w:r>
+        <w:rPr>
+          <w:rFonts w:ascii="Consolas" w:hAnsi="Consolas" w:eastAsia="맑은 고딕"/>
+          <w:sz w:val="21"/>
+        </w:rPr>
+        <w:t xml:space="preserve">STATUS</w:t>
+      </w:r>
+      <w:r>
+        <w:rPr>
+          <w:rFonts w:ascii="맑은 고딕" w:hAnsi="맑은 고딕" w:eastAsia="맑은 고딕"/>
+          <w:sz w:val="21"/>
+        </w:rPr>
+        <w:t xml:space="preserve">, </w:t>
+      </w:r>
+      <w:r>
+        <w:rPr>
+          <w:rFonts w:ascii="Consolas" w:hAnsi="Consolas" w:eastAsia="맑은 고딕"/>
+          <w:sz w:val="21"/>
+        </w:rPr>
+        <w:t xml:space="preserve">ERROR</w:t>
+      </w:r>
+      <w:r>
+        <w:rPr>
+          <w:rFonts w:ascii="맑은 고딕" w:hAnsi="맑은 고딕" w:eastAsia="맑은 고딕"/>
+          <w:sz w:val="21"/>
+        </w:rPr>
+        <w:t xml:space="preserve">, </w:t>
+      </w:r>
+      <w:r>
+        <w:rPr>
+          <w:rFonts w:ascii="Consolas" w:hAnsi="Consolas" w:eastAsia="맑은 고딕"/>
+          <w:sz w:val="21"/>
+        </w:rPr>
+        <w:t xml:space="preserve">RECOVERY_MODE</w:t>
+      </w:r>
+      <w:r>
+        <w:rPr>
+          <w:rFonts w:ascii="맑은 고딕" w:hAnsi="맑은 고딕" w:eastAsia="맑은 고딕"/>
+          <w:sz w:val="21"/>
+        </w:rPr>
+        <w:t xml:space="preserve">, </w:t>
+      </w:r>
+      <w:r>
+        <w:rPr>
+          <w:rFonts w:ascii="Consolas" w:hAnsi="Consolas" w:eastAsia="맑은 고딕"/>
+          <w:sz w:val="21"/>
+        </w:rPr>
+        <w:t xml:space="preserve">DESTINATION</w:t>
+      </w:r>
+      <w:r>
+        <w:rPr>
+          <w:rFonts w:ascii="맑은 고딕" w:hAnsi="맑은 고딕" w:eastAsia="맑은 고딕"/>
+          <w:sz w:val="21"/>
+        </w:rPr>
+        <w:t xml:space="preserve">이 있다.</w:t>
       </w:r>
     </w:p>
     <w:p>
@@ -488,7 +1106,21 @@
           <w:rFonts w:ascii="맑은 고딕" w:hAnsi="맑은 고딕" w:eastAsia="맑은 고딕"/>
           <w:sz w:val="21"/>
         </w:rPr>
-        <w:t>해설: 여러 목적지에 병렬로 보내며 기다린다는 뜻이다. 1번 목적지가 `SYNCHRONOUS`인 것은 로컬 아카이브라 성격이 다르다.</w:t>
+        <w:t xml:space="preserve">해설: 여러 목적지에 병렬로 보내며 기다린다는 뜻이다. 1번 목적지가 </w:t>
+      </w:r>
+      <w:r>
+        <w:rPr>
+          <w:rFonts w:ascii="Consolas" w:hAnsi="Consolas" w:eastAsia="맑은 고딕"/>
+          <w:sz w:val="21"/>
+        </w:rPr>
+        <w:t xml:space="preserve">SYNCHRONOUS</w:t>
+      </w:r>
+      <w:r>
+        <w:rPr>
+          <w:rFonts w:ascii="맑은 고딕" w:hAnsi="맑은 고딕" w:eastAsia="맑은 고딕"/>
+          <w:sz w:val="21"/>
+        </w:rPr>
+        <w:t xml:space="preserve">인 것은 로컬 아카이브라 성격이 다르다.</w:t>
       </w:r>
     </w:p>
     <w:p>
@@ -498,7 +1130,7 @@
           <w:b/>
           <w:sz w:val="21"/>
         </w:rPr>
-        <w:t>[중-05] 정답: ① RESYNCHRONIZATION</w:t>
+        <w:t>[중-05] 정답: ③ RESYNCHRONIZATION</w:t>
       </w:r>
     </w:p>
     <w:p>
@@ -507,7 +1139,35 @@
           <w:rFonts w:ascii="맑은 고딕" w:hAnsi="맑은 고딕" w:eastAsia="맑은 고딕"/>
           <w:sz w:val="21"/>
         </w:rPr>
-        <w:t>해설: `PROTECTION_MODE`는 목표, `PROTECTION_LEVEL`은 달성 수준이다. 아직 동기화 확인을 못 한 과도 상태다.</w:t>
+        <w:t xml:space="preserve">해설: </w:t>
+      </w:r>
+      <w:r>
+        <w:rPr>
+          <w:rFonts w:ascii="Consolas" w:hAnsi="Consolas" w:eastAsia="맑은 고딕"/>
+          <w:sz w:val="21"/>
+        </w:rPr>
+        <w:t xml:space="preserve">PROTECTION_MODE</w:t>
+      </w:r>
+      <w:r>
+        <w:rPr>
+          <w:rFonts w:ascii="맑은 고딕" w:hAnsi="맑은 고딕" w:eastAsia="맑은 고딕"/>
+          <w:sz w:val="21"/>
+        </w:rPr>
+        <w:t xml:space="preserve">는 목표, </w:t>
+      </w:r>
+      <w:r>
+        <w:rPr>
+          <w:rFonts w:ascii="Consolas" w:hAnsi="Consolas" w:eastAsia="맑은 고딕"/>
+          <w:sz w:val="21"/>
+        </w:rPr>
+        <w:t xml:space="preserve">PROTECTION_LEVEL</w:t>
+      </w:r>
+      <w:r>
+        <w:rPr>
+          <w:rFonts w:ascii="맑은 고딕" w:hAnsi="맑은 고딕" w:eastAsia="맑은 고딕"/>
+          <w:sz w:val="21"/>
+        </w:rPr>
+        <w:t xml:space="preserve">은 달성 수준이다. 아직 동기화 확인을 못 한 과도 상태다.</w:t>
       </w:r>
     </w:p>
     <w:p>
@@ -536,7 +1196,7 @@
           <w:b/>
           <w:sz w:val="21"/>
         </w:rPr>
-        <w:t>[중-07] 정답: ① RESYNCHRONIZATION</w:t>
+        <w:t>[중-07] 정답: ③ RESYNCHRONIZATION</w:t>
       </w:r>
     </w:p>
     <w:p>
@@ -545,7 +1205,21 @@
           <w:rFonts w:ascii="맑은 고딕" w:hAnsi="맑은 고딕" w:eastAsia="맑은 고딕"/>
           <w:sz w:val="21"/>
         </w:rPr>
-        <w:t>해설: 같은 시점에 chicago와 farsync는 `MAXIMUM AVAILABILITY`인데 boston만 다르다. 오류가 아니다.</w:t>
+        <w:t xml:space="preserve">해설: 같은 시점에 chicago와 farsync는 </w:t>
+      </w:r>
+      <w:r>
+        <w:rPr>
+          <w:rFonts w:ascii="Consolas" w:hAnsi="Consolas" w:eastAsia="맑은 고딕"/>
+          <w:sz w:val="21"/>
+        </w:rPr>
+        <w:t xml:space="preserve">MAXIMUM AVAILABILITY</w:t>
+      </w:r>
+      <w:r>
+        <w:rPr>
+          <w:rFonts w:ascii="맑은 고딕" w:hAnsi="맑은 고딕" w:eastAsia="맑은 고딕"/>
+          <w:sz w:val="21"/>
+        </w:rPr>
+        <w:t xml:space="preserve">인데 boston만 다르다. 오류가 아니다.</w:t>
       </w:r>
     </w:p>
     <w:p>
@@ -555,7 +1229,7 @@
           <w:b/>
           <w:sz w:val="21"/>
         </w:rPr>
-        <w:t>[중-08] 정답: ① boston은 비동기로 받으므로 동기 파트너가 아니다</w:t>
+        <w:t>[중-08] 정답: ③ boston은 비동기로 받으므로 동기 파트너가 아니다</w:t>
       </w:r>
     </w:p>
     <w:p>
@@ -564,7 +1238,21 @@
           <w:rFonts w:ascii="맑은 고딕" w:hAnsi="맑은 고딕" w:eastAsia="맑은 고딕"/>
           <w:sz w:val="21"/>
         </w:rPr>
-        <w:t>해설: 동기 보장이 성립하는 구간은 `chicago ↔ farsync`이고 boston은 그 뒤에 붙어 있다. 보호 모드는 구성 전체의 값이지만 달성 수준은 각자의 관점이다.</w:t>
+        <w:t xml:space="preserve">해설: 동기 보장이 성립하는 구간은 </w:t>
+      </w:r>
+      <w:r>
+        <w:rPr>
+          <w:rFonts w:ascii="Consolas" w:hAnsi="Consolas" w:eastAsia="맑은 고딕"/>
+          <w:sz w:val="21"/>
+        </w:rPr>
+        <w:t xml:space="preserve">chicago ↔ farsync</w:t>
+      </w:r>
+      <w:r>
+        <w:rPr>
+          <w:rFonts w:ascii="맑은 고딕" w:hAnsi="맑은 고딕" w:eastAsia="맑은 고딕"/>
+          <w:sz w:val="21"/>
+        </w:rPr>
+        <w:t xml:space="preserve">이고 boston은 그 뒤에 붙어 있다. 보호 모드는 구성 전체의 값이지만 달성 수준은 각자의 관점이다.</w:t>
       </w:r>
     </w:p>
     <w:p>
@@ -574,7 +1262,7 @@
           <w:b/>
           <w:sz w:val="21"/>
         </w:rPr>
-        <w:t>[중-09] 정답: ① MAXIMUM AVAILABILITY</w:t>
+        <w:t>[중-09] 정답: ③ MAXIMUM AVAILABILITY</w:t>
       </w:r>
     </w:p>
     <w:p>
@@ -583,7 +1271,35 @@
           <w:rFonts w:ascii="맑은 고딕" w:hAnsi="맑은 고딕" w:eastAsia="맑은 고딕"/>
           <w:sz w:val="21"/>
         </w:rPr>
-        <w:t>해설: Far Sync가 동기 파트너이므로 Primary와 같은 값을 본다. `DATABASE_ROLE`은 `FAR SYNC`다.</w:t>
+        <w:t xml:space="preserve">해설: Far Sync가 동기 파트너이므로 Primary와 같은 값을 본다. </w:t>
+      </w:r>
+      <w:r>
+        <w:rPr>
+          <w:rFonts w:ascii="Consolas" w:hAnsi="Consolas" w:eastAsia="맑은 고딕"/>
+          <w:sz w:val="21"/>
+        </w:rPr>
+        <w:t xml:space="preserve">DATABASE_ROLE</w:t>
+      </w:r>
+      <w:r>
+        <w:rPr>
+          <w:rFonts w:ascii="맑은 고딕" w:hAnsi="맑은 고딕" w:eastAsia="맑은 고딕"/>
+          <w:sz w:val="21"/>
+        </w:rPr>
+        <w:t xml:space="preserve">은 </w:t>
+      </w:r>
+      <w:r>
+        <w:rPr>
+          <w:rFonts w:ascii="Consolas" w:hAnsi="Consolas" w:eastAsia="맑은 고딕"/>
+          <w:sz w:val="21"/>
+        </w:rPr>
+        <w:t xml:space="preserve">FAR SYNC</w:t>
+      </w:r>
+      <w:r>
+        <w:rPr>
+          <w:rFonts w:ascii="맑은 고딕" w:hAnsi="맑은 고딕" w:eastAsia="맑은 고딕"/>
+          <w:sz w:val="21"/>
+        </w:rPr>
+        <w:t xml:space="preserve">다.</w:t>
       </w:r>
     </w:p>
     <w:p>
@@ -593,7 +1309,7 @@
           <w:b/>
           <w:sz w:val="21"/>
         </w:rPr>
-        <w:t>[중-10] 정답: ① 받는 쪽(목적지)</w:t>
+        <w:t>[중-10] 정답: ④ 받는 쪽(목적지)</w:t>
       </w:r>
     </w:p>
     <w:p>
@@ -650,7 +1366,7 @@
           <w:b/>
           <w:sz w:val="21"/>
         </w:rPr>
-        <w:t>[중-13] 정답: ① LOG_FILE_NAME_CONVERT</w:t>
+        <w:t>[중-13] 정답: ② LOG_FILE_NAME_CONVERT</w:t>
       </w:r>
     </w:p>
     <w:p>
@@ -659,7 +1375,49 @@
           <w:rFonts w:ascii="맑은 고딕" w:hAnsi="맑은 고딕" w:eastAsia="맑은 고딕"/>
           <w:sz w:val="21"/>
         </w:rPr>
-        <w:t>해설: `/u03/app/oracle/oradata/Chicago/` → `/u01/app/oracle/oradata/FARSYNC/`로 바꿨다. 데이터 파일이 없으므로 `DB_FILE_NAME_CONVERT`는 실제로 할 일이 없다.</w:t>
+        <w:t xml:space="preserve">해설: </w:t>
+      </w:r>
+      <w:r>
+        <w:rPr>
+          <w:rFonts w:ascii="Consolas" w:hAnsi="Consolas" w:eastAsia="맑은 고딕"/>
+          <w:sz w:val="21"/>
+        </w:rPr>
+        <w:t xml:space="preserve">/u03/app/oracle/oradata/Chicago/</w:t>
+      </w:r>
+      <w:r>
+        <w:rPr>
+          <w:rFonts w:ascii="맑은 고딕" w:hAnsi="맑은 고딕" w:eastAsia="맑은 고딕"/>
+          <w:sz w:val="21"/>
+        </w:rPr>
+        <w:t xml:space="preserve"> → </w:t>
+      </w:r>
+      <w:r>
+        <w:rPr>
+          <w:rFonts w:ascii="Consolas" w:hAnsi="Consolas" w:eastAsia="맑은 고딕"/>
+          <w:sz w:val="21"/>
+        </w:rPr>
+        <w:t xml:space="preserve">/u01/app/oracle/oradata/FARSYNC/</w:t>
+      </w:r>
+      <w:r>
+        <w:rPr>
+          <w:rFonts w:ascii="맑은 고딕" w:hAnsi="맑은 고딕" w:eastAsia="맑은 고딕"/>
+          <w:sz w:val="21"/>
+        </w:rPr>
+        <w:t xml:space="preserve">로 바꿨다. 데이터 파일이 없으므로 </w:t>
+      </w:r>
+      <w:r>
+        <w:rPr>
+          <w:rFonts w:ascii="Consolas" w:hAnsi="Consolas" w:eastAsia="맑은 고딕"/>
+          <w:sz w:val="21"/>
+        </w:rPr>
+        <w:t xml:space="preserve">DB_FILE_NAME_CONVERT</w:t>
+      </w:r>
+      <w:r>
+        <w:rPr>
+          <w:rFonts w:ascii="맑은 고딕" w:hAnsi="맑은 고딕" w:eastAsia="맑은 고딕"/>
+          <w:sz w:val="21"/>
+        </w:rPr>
+        <w:t xml:space="preserve">는 실제로 할 일이 없다.</w:t>
       </w:r>
     </w:p>
     <w:p>
@@ -669,7 +1427,7 @@
           <w:b/>
           <w:sz w:val="21"/>
         </w:rPr>
-        <w:t>[중-14] 정답: ① 정적 등록</w:t>
+        <w:t>[중-14] 정답: ④ 정적 등록</w:t>
       </w:r>
     </w:p>
     <w:p>
@@ -688,7 +1446,7 @@
           <w:b/>
           <w:sz w:val="21"/>
         </w:rPr>
-        <w:t>[중-15] 정답: ① 된다. 실측에서 status READY가 함께 나타났다</w:t>
+        <w:t>[중-15] 정답: ④ 된다. 실측에서 status READY가 함께 나타났다</w:t>
       </w:r>
     </w:p>
     <w:p>
@@ -697,7 +1455,63 @@
           <w:rFonts w:ascii="맑은 고딕" w:hAnsi="맑은 고딕" w:eastAsia="맑은 고딕"/>
           <w:sz w:val="21"/>
         </w:rPr>
-        <w:t>해설: 예상이 깨지는 지점이다. 서비스 등록에는 딕셔너리가 필요하지 않다. PMON이 알리는 것은 `SERVICE_NAMES` 값이며 기본값은 `DB_UNIQUE_NAME`에서 온다. 같은 인스턴스가 `UNKNOWN`과 `READY` 두 줄로 보인다.</w:t>
+        <w:t xml:space="preserve">해설: 예상이 깨지는 지점이다. 서비스 등록에는 딕셔너리가 필요하지 않다. PMON이 알리는 것은 </w:t>
+      </w:r>
+      <w:r>
+        <w:rPr>
+          <w:rFonts w:ascii="Consolas" w:hAnsi="Consolas" w:eastAsia="맑은 고딕"/>
+          <w:sz w:val="21"/>
+        </w:rPr>
+        <w:t xml:space="preserve">SERVICE_NAMES</w:t>
+      </w:r>
+      <w:r>
+        <w:rPr>
+          <w:rFonts w:ascii="맑은 고딕" w:hAnsi="맑은 고딕" w:eastAsia="맑은 고딕"/>
+          <w:sz w:val="21"/>
+        </w:rPr>
+        <w:t xml:space="preserve"> 값이며 기본값은 </w:t>
+      </w:r>
+      <w:r>
+        <w:rPr>
+          <w:rFonts w:ascii="Consolas" w:hAnsi="Consolas" w:eastAsia="맑은 고딕"/>
+          <w:sz w:val="21"/>
+        </w:rPr>
+        <w:t xml:space="preserve">DB_UNIQUE_NAME</w:t>
+      </w:r>
+      <w:r>
+        <w:rPr>
+          <w:rFonts w:ascii="맑은 고딕" w:hAnsi="맑은 고딕" w:eastAsia="맑은 고딕"/>
+          <w:sz w:val="21"/>
+        </w:rPr>
+        <w:t xml:space="preserve">에서 온다. 같은 인스턴스가 </w:t>
+      </w:r>
+      <w:r>
+        <w:rPr>
+          <w:rFonts w:ascii="Consolas" w:hAnsi="Consolas" w:eastAsia="맑은 고딕"/>
+          <w:sz w:val="21"/>
+        </w:rPr>
+        <w:t xml:space="preserve">UNKNOWN</w:t>
+      </w:r>
+      <w:r>
+        <w:rPr>
+          <w:rFonts w:ascii="맑은 고딕" w:hAnsi="맑은 고딕" w:eastAsia="맑은 고딕"/>
+          <w:sz w:val="21"/>
+        </w:rPr>
+        <w:t xml:space="preserve">과 </w:t>
+      </w:r>
+      <w:r>
+        <w:rPr>
+          <w:rFonts w:ascii="Consolas" w:hAnsi="Consolas" w:eastAsia="맑은 고딕"/>
+          <w:sz w:val="21"/>
+        </w:rPr>
+        <w:t xml:space="preserve">READY</w:t>
+      </w:r>
+      <w:r>
+        <w:rPr>
+          <w:rFonts w:ascii="맑은 고딕" w:hAnsi="맑은 고딕" w:eastAsia="맑은 고딕"/>
+          <w:sz w:val="21"/>
+        </w:rPr>
+        <w:t xml:space="preserve"> 두 줄로 보인다.</w:t>
       </w:r>
     </w:p>
     <w:p>
@@ -707,7 +1521,7 @@
           <w:b/>
           <w:sz w:val="21"/>
         </w:rPr>
-        <w:t>[중-16] 정답: ① 재기동 중과 원격 기동에는 동적 등록이 없다</w:t>
+        <w:t>[중-16] 정답: ③ 재기동 중과 원격 기동에는 동적 등록이 없다</w:t>
       </w:r>
     </w:p>
     <w:p>
@@ -716,7 +1530,21 @@
           <w:rFonts w:ascii="맑은 고딕" w:hAnsi="맑은 고딕" w:eastAsia="맑은 고딕"/>
           <w:sz w:val="21"/>
         </w:rPr>
-        <w:t>해설: 13장의 Broker는 인스턴스를 내렸다 올린다. 그 구간에는 동적 등록이 사라지므로 `farsync_DGMGRL` 같은 정적 서비스가 필요하다.</w:t>
+        <w:t xml:space="preserve">해설: 13장의 Broker는 인스턴스를 내렸다 올린다. 그 구간에는 동적 등록이 사라지므로 </w:t>
+      </w:r>
+      <w:r>
+        <w:rPr>
+          <w:rFonts w:ascii="Consolas" w:hAnsi="Consolas" w:eastAsia="맑은 고딕"/>
+          <w:sz w:val="21"/>
+        </w:rPr>
+        <w:t xml:space="preserve">farsync_DGMGRL</w:t>
+      </w:r>
+      <w:r>
+        <w:rPr>
+          <w:rFonts w:ascii="맑은 고딕" w:hAnsi="맑은 고딕" w:eastAsia="맑은 고딕"/>
+          <w:sz w:val="21"/>
+        </w:rPr>
+        <w:t xml:space="preserve"> 같은 정적 서비스가 필요하다.</w:t>
       </w:r>
     </w:p>
     <w:p>
@@ -726,7 +1554,7 @@
           <w:b/>
           <w:sz w:val="21"/>
         </w:rPr>
-        <w:t>[중-17] 정답: ① 전달하는 쪽에 데이터 파일이 있는지 여부</w:t>
+        <w:t>[중-17] 정답: ② 전달하는 쪽에 데이터 파일이 있는지 여부</w:t>
       </w:r>
     </w:p>
     <w:p>
@@ -745,7 +1573,7 @@
           <w:b/>
           <w:sz w:val="21"/>
         </w:rPr>
-        <w:t>[중-18] 정답: ① 오류 없이 받아들여진다</w:t>
+        <w:t>[중-18] 정답: ③ 오류 없이 받아들여진다</w:t>
       </w:r>
     </w:p>
     <w:p>
@@ -754,7 +1582,49 @@
           <w:rFonts w:ascii="맑은 고딕" w:hAnsi="맑은 고딕" w:eastAsia="맑은 고딕"/>
           <w:sz w:val="21"/>
         </w:rPr>
-        <w:t>해설: `STATUS=VALID`, `TRANSMIT_MODE=PARALLELSYNC`, `AFFIRM=YES`로 표시됐다. "설정이 받아들여졌다"와 "의도대로 동작한다"는 다른 말이다.</w:t>
+        <w:t xml:space="preserve">해설: </w:t>
+      </w:r>
+      <w:r>
+        <w:rPr>
+          <w:rFonts w:ascii="Consolas" w:hAnsi="Consolas" w:eastAsia="맑은 고딕"/>
+          <w:sz w:val="21"/>
+        </w:rPr>
+        <w:t xml:space="preserve">STATUS=VALID</w:t>
+      </w:r>
+      <w:r>
+        <w:rPr>
+          <w:rFonts w:ascii="맑은 고딕" w:hAnsi="맑은 고딕" w:eastAsia="맑은 고딕"/>
+          <w:sz w:val="21"/>
+        </w:rPr>
+        <w:t xml:space="preserve">, </w:t>
+      </w:r>
+      <w:r>
+        <w:rPr>
+          <w:rFonts w:ascii="Consolas" w:hAnsi="Consolas" w:eastAsia="맑은 고딕"/>
+          <w:sz w:val="21"/>
+        </w:rPr>
+        <w:t xml:space="preserve">TRANSMIT_MODE=PARALLELSYNC</w:t>
+      </w:r>
+      <w:r>
+        <w:rPr>
+          <w:rFonts w:ascii="맑은 고딕" w:hAnsi="맑은 고딕" w:eastAsia="맑은 고딕"/>
+          <w:sz w:val="21"/>
+        </w:rPr>
+        <w:t xml:space="preserve">, </w:t>
+      </w:r>
+      <w:r>
+        <w:rPr>
+          <w:rFonts w:ascii="Consolas" w:hAnsi="Consolas" w:eastAsia="맑은 고딕"/>
+          <w:sz w:val="21"/>
+        </w:rPr>
+        <w:t xml:space="preserve">AFFIRM=YES</w:t>
+      </w:r>
+      <w:r>
+        <w:rPr>
+          <w:rFonts w:ascii="맑은 고딕" w:hAnsi="맑은 고딕" w:eastAsia="맑은 고딕"/>
+          <w:sz w:val="21"/>
+        </w:rPr>
+        <w:t xml:space="preserve">로 표시됐다. "설정이 받아들여졌다"와 "의도대로 동작한다"는 다른 말이다.</w:t>
       </w:r>
     </w:p>
     <w:p>
@@ -764,7 +1634,7 @@
           <w:b/>
           <w:sz w:val="21"/>
         </w:rPr>
-        <w:t>[중-19] 정답: ① ASYNC</w:t>
+        <w:t>[중-19] 정답: ④ ASYNC</w:t>
       </w:r>
     </w:p>
     <w:p>
@@ -773,7 +1643,35 @@
           <w:rFonts w:ascii="맑은 고딕" w:hAnsi="맑은 고딕" w:eastAsia="맑은 고딕"/>
           <w:sz w:val="21"/>
         </w:rPr>
-        <w:t>해설: 의도가 분명해지고, 문서가 보장하는 동작과 설정이 일치한다. 설정하면 `TRANSMIT_MODE=ASYNCHRONOUS`, `AFFIRM=NO`로 바뀐다.</w:t>
+        <w:t xml:space="preserve">해설: 의도가 분명해지고, 문서가 보장하는 동작과 설정이 일치한다. 설정하면 </w:t>
+      </w:r>
+      <w:r>
+        <w:rPr>
+          <w:rFonts w:ascii="Consolas" w:hAnsi="Consolas" w:eastAsia="맑은 고딕"/>
+          <w:sz w:val="21"/>
+        </w:rPr>
+        <w:t xml:space="preserve">TRANSMIT_MODE=ASYNCHRONOUS</w:t>
+      </w:r>
+      <w:r>
+        <w:rPr>
+          <w:rFonts w:ascii="맑은 고딕" w:hAnsi="맑은 고딕" w:eastAsia="맑은 고딕"/>
+          <w:sz w:val="21"/>
+        </w:rPr>
+        <w:t xml:space="preserve">, </w:t>
+      </w:r>
+      <w:r>
+        <w:rPr>
+          <w:rFonts w:ascii="Consolas" w:hAnsi="Consolas" w:eastAsia="맑은 고딕"/>
+          <w:sz w:val="21"/>
+        </w:rPr>
+        <w:t xml:space="preserve">AFFIRM=NO</w:t>
+      </w:r>
+      <w:r>
+        <w:rPr>
+          <w:rFonts w:ascii="맑은 고딕" w:hAnsi="맑은 고딕" w:eastAsia="맑은 고딕"/>
+          <w:sz w:val="21"/>
+        </w:rPr>
+        <w:t xml:space="preserve">로 바뀐다.</w:t>
       </w:r>
     </w:p>
     <w:p>
@@ -783,7 +1681,7 @@
           <w:b/>
           <w:sz w:val="21"/>
         </w:rPr>
-        <w:t>[중-20] 정답: ① 보호 모드를 먼저 내리고 동기 목적지를 바꾼다</w:t>
+        <w:t>[중-20] 정답: ② 보호 모드를 먼저 내리고 동기 목적지를 바꾼다</w:t>
       </w:r>
     </w:p>
     <w:p>
@@ -792,7 +1690,21 @@
           <w:rFonts w:ascii="맑은 고딕" w:hAnsi="맑은 고딕" w:eastAsia="맑은 고딕"/>
           <w:sz w:val="21"/>
         </w:rPr>
-        <w:t>해설: 반대로 하면 `MAXIMUM AVAILABILITY`인데 동기 대상이 없는 상태가 된다. 2장에서 다룬 규칙이다.</w:t>
+        <w:t xml:space="preserve">해설: 반대로 하면 </w:t>
+      </w:r>
+      <w:r>
+        <w:rPr>
+          <w:rFonts w:ascii="Consolas" w:hAnsi="Consolas" w:eastAsia="맑은 고딕"/>
+          <w:sz w:val="21"/>
+        </w:rPr>
+        <w:t xml:space="preserve">MAXIMUM AVAILABILITY</w:t>
+      </w:r>
+      <w:r>
+        <w:rPr>
+          <w:rFonts w:ascii="맑은 고딕" w:hAnsi="맑은 고딕" w:eastAsia="맑은 고딕"/>
+          <w:sz w:val="21"/>
+        </w:rPr>
+        <w:t xml:space="preserve">인데 동기 대상이 없는 상태가 된다. 2장에서 다룬 규칙이다.</w:t>
       </w:r>
     </w:p>
     <w:p>
@@ -819,7 +1731,21 @@
           <w:rFonts w:ascii="맑은 고딕" w:hAnsi="맑은 고딕" w:eastAsia="맑은 고딕"/>
           <w:sz w:val="21"/>
         </w:rPr>
-        <w:t>해설: `CLEAR LOGFILE`은 그 정의를 그대로 써서 파일을 만든다. 4장의 SRL 규칙(크기 일치, 개수는 온라인+1)이 자동으로 지켜지는 셈이다.</w:t>
+        <w:t xml:space="preserve">해설: </w:t>
+      </w:r>
+      <w:r>
+        <w:rPr>
+          <w:rFonts w:ascii="Consolas" w:hAnsi="Consolas" w:eastAsia="맑은 고딕"/>
+          <w:sz w:val="21"/>
+        </w:rPr>
+        <w:t xml:space="preserve">CLEAR LOGFILE</w:t>
+      </w:r>
+      <w:r>
+        <w:rPr>
+          <w:rFonts w:ascii="맑은 고딕" w:hAnsi="맑은 고딕" w:eastAsia="맑은 고딕"/>
+          <w:sz w:val="21"/>
+        </w:rPr>
+        <w:t xml:space="preserve">은 그 정의를 그대로 써서 파일을 만든다. 4장의 SRL 규칙(크기 일치, 개수는 온라인+1)이 자동으로 지켜지는 셈이다.</w:t>
       </w:r>
     </w:p>
     <w:p>
@@ -829,7 +1755,7 @@
           <w:b/>
           <w:sz w:val="21"/>
         </w:rPr>
-        <w:t>[상-02] 정답: ① 두 뷰가 보는 것이 다르다 — 정의와 실제 그룹</w:t>
+        <w:t>[상-02] 정답: ③ 두 뷰가 보는 것이 다르다 — 정의와 실제 그룹</w:t>
       </w:r>
     </w:p>
     <w:p>
@@ -838,7 +1764,35 @@
           <w:rFonts w:ascii="맑은 고딕" w:hAnsi="맑은 고딕" w:eastAsia="맑은 고딕"/>
           <w:sz w:val="21"/>
         </w:rPr>
-        <w:t>해설: `V$LOGFILE`은 컨트롤 파일에 적힌 파일 정의를 보여 주고, `V$LOG`는 실제로 존재하는 로그 그룹을 보여 준다. Far Sync는 온라인 리두를 쓰지 않으므로 그룹으로서 존재하지 않는다.</w:t>
+        <w:t xml:space="preserve">해설: </w:t>
+      </w:r>
+      <w:r>
+        <w:rPr>
+          <w:rFonts w:ascii="Consolas" w:hAnsi="Consolas" w:eastAsia="맑은 고딕"/>
+          <w:sz w:val="21"/>
+        </w:rPr>
+        <w:t xml:space="preserve">V$LOGFILE</w:t>
+      </w:r>
+      <w:r>
+        <w:rPr>
+          <w:rFonts w:ascii="맑은 고딕" w:hAnsi="맑은 고딕" w:eastAsia="맑은 고딕"/>
+          <w:sz w:val="21"/>
+        </w:rPr>
+        <w:t xml:space="preserve">은 컨트롤 파일에 적힌 파일 정의를 보여 주고, </w:t>
+      </w:r>
+      <w:r>
+        <w:rPr>
+          <w:rFonts w:ascii="Consolas" w:hAnsi="Consolas" w:eastAsia="맑은 고딕"/>
+          <w:sz w:val="21"/>
+        </w:rPr>
+        <w:t xml:space="preserve">V$LOG</w:t>
+      </w:r>
+      <w:r>
+        <w:rPr>
+          <w:rFonts w:ascii="맑은 고딕" w:hAnsi="맑은 고딕" w:eastAsia="맑은 고딕"/>
+          <w:sz w:val="21"/>
+        </w:rPr>
+        <w:t xml:space="preserve">는 실제로 존재하는 로그 그룹을 보여 준다. Far Sync는 온라인 리두를 쓰지 않으므로 그룹으로서 존재하지 않는다.</w:t>
       </w:r>
     </w:p>
     <w:p>
@@ -857,7 +1811,49 @@
           <w:rFonts w:ascii="맑은 고딕" w:hAnsi="맑은 고딕" w:eastAsia="맑은 고딕"/>
           <w:sz w:val="21"/>
         </w:rPr>
-        <w:t>해설: `DROP` 후 `ADD`도 가능하지만 두 단계이고 그 사이에 상속된 경로 정보를 잃는다. 다만 `CLEAR`는 내용을 버리는 명령이므로 운영 중인 SRL에는 함부로 쓰지 않는다.</w:t>
+        <w:t xml:space="preserve">해설: </w:t>
+      </w:r>
+      <w:r>
+        <w:rPr>
+          <w:rFonts w:ascii="Consolas" w:hAnsi="Consolas" w:eastAsia="맑은 고딕"/>
+          <w:sz w:val="21"/>
+        </w:rPr>
+        <w:t xml:space="preserve">DROP</w:t>
+      </w:r>
+      <w:r>
+        <w:rPr>
+          <w:rFonts w:ascii="맑은 고딕" w:hAnsi="맑은 고딕" w:eastAsia="맑은 고딕"/>
+          <w:sz w:val="21"/>
+        </w:rPr>
+        <w:t xml:space="preserve"> 후 </w:t>
+      </w:r>
+      <w:r>
+        <w:rPr>
+          <w:rFonts w:ascii="Consolas" w:hAnsi="Consolas" w:eastAsia="맑은 고딕"/>
+          <w:sz w:val="21"/>
+        </w:rPr>
+        <w:t xml:space="preserve">ADD</w:t>
+      </w:r>
+      <w:r>
+        <w:rPr>
+          <w:rFonts w:ascii="맑은 고딕" w:hAnsi="맑은 고딕" w:eastAsia="맑은 고딕"/>
+          <w:sz w:val="21"/>
+        </w:rPr>
+        <w:t xml:space="preserve">도 가능하지만 두 단계이고 그 사이에 상속된 경로 정보를 잃는다. 다만 </w:t>
+      </w:r>
+      <w:r>
+        <w:rPr>
+          <w:rFonts w:ascii="Consolas" w:hAnsi="Consolas" w:eastAsia="맑은 고딕"/>
+          <w:sz w:val="21"/>
+        </w:rPr>
+        <w:t xml:space="preserve">CLEAR</w:t>
+      </w:r>
+      <w:r>
+        <w:rPr>
+          <w:rFonts w:ascii="맑은 고딕" w:hAnsi="맑은 고딕" w:eastAsia="맑은 고딕"/>
+          <w:sz w:val="21"/>
+        </w:rPr>
+        <w:t xml:space="preserve">는 내용을 버리는 명령이므로 운영 중인 SRL에는 함부로 쓰지 않는다.</w:t>
       </w:r>
     </w:p>
     <w:p>
@@ -876,7 +1872,35 @@
           <w:rFonts w:ascii="맑은 고딕" w:hAnsi="맑은 고딕" w:eastAsia="맑은 고딕"/>
           <w:sz w:val="21"/>
         </w:rPr>
-        <w:t>해설: boston이 `diag/rdbms/chicago/boston/`인 것과 다르다. `&lt;db_name&gt;/&lt;db_unique_name&gt;` 규칙을 예상하면 틀린다.</w:t>
+        <w:t xml:space="preserve">해설: boston이 </w:t>
+      </w:r>
+      <w:r>
+        <w:rPr>
+          <w:rFonts w:ascii="Consolas" w:hAnsi="Consolas" w:eastAsia="맑은 고딕"/>
+          <w:sz w:val="21"/>
+        </w:rPr>
+        <w:t xml:space="preserve">diag/rdbms/chicago/boston/</w:t>
+      </w:r>
+      <w:r>
+        <w:rPr>
+          <w:rFonts w:ascii="맑은 고딕" w:hAnsi="맑은 고딕" w:eastAsia="맑은 고딕"/>
+          <w:sz w:val="21"/>
+        </w:rPr>
+        <w:t xml:space="preserve">인 것과 다르다. </w:t>
+      </w:r>
+      <w:r>
+        <w:rPr>
+          <w:rFonts w:ascii="Consolas" w:hAnsi="Consolas" w:eastAsia="맑은 고딕"/>
+          <w:sz w:val="21"/>
+        </w:rPr>
+        <w:t xml:space="preserve">&lt;db_name&gt;/&lt;db_unique_name&gt;</w:t>
+      </w:r>
+      <w:r>
+        <w:rPr>
+          <w:rFonts w:ascii="맑은 고딕" w:hAnsi="맑은 고딕" w:eastAsia="맑은 고딕"/>
+          <w:sz w:val="21"/>
+        </w:rPr>
+        <w:t xml:space="preserve"> 규칙을 예상하면 틀린다.</w:t>
       </w:r>
     </w:p>
     <w:p>
@@ -886,7 +1910,7 @@
           <w:b/>
           <w:sz w:val="21"/>
         </w:rPr>
-        <w:t>[상-05] 정답: ① V$DIAG_INFO를 조회한다</w:t>
+        <w:t>[상-05] 정답: ④ V$DIAG_INFO를 조회한다</w:t>
       </w:r>
     </w:p>
     <w:p>
@@ -895,7 +1919,35 @@
           <w:rFonts w:ascii="맑은 고딕" w:hAnsi="맑은 고딕" w:eastAsia="맑은 고딕"/>
           <w:sz w:val="21"/>
         </w:rPr>
-        <w:t>해설: 실무 교훈은 경로 자체보다 방법에 있다. `ADR Home`과 `Diag Trace` 값을 인스턴스에게 직접 묻는다. 규칙을 외워서 추측하면 이 사례처럼 틀린다.</w:t>
+        <w:t xml:space="preserve">해설: 실무 교훈은 경로 자체보다 방법에 있다. </w:t>
+      </w:r>
+      <w:r>
+        <w:rPr>
+          <w:rFonts w:ascii="Consolas" w:hAnsi="Consolas" w:eastAsia="맑은 고딕"/>
+          <w:sz w:val="21"/>
+        </w:rPr>
+        <w:t xml:space="preserve">ADR Home</w:t>
+      </w:r>
+      <w:r>
+        <w:rPr>
+          <w:rFonts w:ascii="맑은 고딕" w:hAnsi="맑은 고딕" w:eastAsia="맑은 고딕"/>
+          <w:sz w:val="21"/>
+        </w:rPr>
+        <w:t xml:space="preserve">과 </w:t>
+      </w:r>
+      <w:r>
+        <w:rPr>
+          <w:rFonts w:ascii="Consolas" w:hAnsi="Consolas" w:eastAsia="맑은 고딕"/>
+          <w:sz w:val="21"/>
+        </w:rPr>
+        <w:t xml:space="preserve">Diag Trace</w:t>
+      </w:r>
+      <w:r>
+        <w:rPr>
+          <w:rFonts w:ascii="맑은 고딕" w:hAnsi="맑은 고딕" w:eastAsia="맑은 고딕"/>
+          <w:sz w:val="21"/>
+        </w:rPr>
+        <w:t xml:space="preserve"> 값을 인스턴스에게 직접 묻는다. 규칙을 외워서 추측하면 이 사례처럼 틀린다.</w:t>
       </w:r>
     </w:p>
     <w:p>
@@ -914,7 +1966,35 @@
           <w:rFonts w:ascii="맑은 고딕" w:hAnsi="맑은 고딕" w:eastAsia="맑은 고딕"/>
           <w:sz w:val="21"/>
         </w:rPr>
-        <w:t>해설: 두 열이 다른 질문에 답한다. `STATUS`는 "설정이 해석 가능한가", `VALID_NOW`는 "지금 이 역할에서 쓰이는가"다. 계단식 구성이 조용히 동작하지 않는 가장 흔한 원인이다.</w:t>
+        <w:t xml:space="preserve">해설: 두 열이 다른 질문에 답한다. </w:t>
+      </w:r>
+      <w:r>
+        <w:rPr>
+          <w:rFonts w:ascii="Consolas" w:hAnsi="Consolas" w:eastAsia="맑은 고딕"/>
+          <w:sz w:val="21"/>
+        </w:rPr>
+        <w:t xml:space="preserve">STATUS</w:t>
+      </w:r>
+      <w:r>
+        <w:rPr>
+          <w:rFonts w:ascii="맑은 고딕" w:hAnsi="맑은 고딕" w:eastAsia="맑은 고딕"/>
+          <w:sz w:val="21"/>
+        </w:rPr>
+        <w:t xml:space="preserve">는 "설정이 해석 가능한가", </w:t>
+      </w:r>
+      <w:r>
+        <w:rPr>
+          <w:rFonts w:ascii="Consolas" w:hAnsi="Consolas" w:eastAsia="맑은 고딕"/>
+          <w:sz w:val="21"/>
+        </w:rPr>
+        <w:t xml:space="preserve">VALID_NOW</w:t>
+      </w:r>
+      <w:r>
+        <w:rPr>
+          <w:rFonts w:ascii="맑은 고딕" w:hAnsi="맑은 고딕" w:eastAsia="맑은 고딕"/>
+          <w:sz w:val="21"/>
+        </w:rPr>
+        <w:t xml:space="preserve">는 "지금 이 역할에서 쓰이는가"다. 계단식 구성이 조용히 동작하지 않는 가장 흔한 원인이다.</w:t>
       </w:r>
     </w:p>
     <w:p>
@@ -933,7 +2013,63 @@
           <w:rFonts w:ascii="맑은 고딕" w:hAnsi="맑은 고딕" w:eastAsia="맑은 고딕"/>
           <w:sz w:val="21"/>
         </w:rPr>
-        <w:t>해설: 아직 그 목적지를 한 번도 쓰지 않아 판단할 근거가 없다는 뜻이며 오류가 아니다. 리두가 한 번 오가면 `YES`로 바뀐다. 이 장에서 `YES`·`WRONG VALID_TYPE`·`UNKNOWN` 세 값을 모두 봤다.</w:t>
+        <w:t xml:space="preserve">해설: 아직 그 목적지를 한 번도 쓰지 않아 판단할 근거가 없다는 뜻이며 오류가 아니다. 리두가 한 번 오가면 </w:t>
+      </w:r>
+      <w:r>
+        <w:rPr>
+          <w:rFonts w:ascii="Consolas" w:hAnsi="Consolas" w:eastAsia="맑은 고딕"/>
+          <w:sz w:val="21"/>
+        </w:rPr>
+        <w:t xml:space="preserve">YES</w:t>
+      </w:r>
+      <w:r>
+        <w:rPr>
+          <w:rFonts w:ascii="맑은 고딕" w:hAnsi="맑은 고딕" w:eastAsia="맑은 고딕"/>
+          <w:sz w:val="21"/>
+        </w:rPr>
+        <w:t xml:space="preserve">로 바뀐다. 이 장에서 </w:t>
+      </w:r>
+      <w:r>
+        <w:rPr>
+          <w:rFonts w:ascii="Consolas" w:hAnsi="Consolas" w:eastAsia="맑은 고딕"/>
+          <w:sz w:val="21"/>
+        </w:rPr>
+        <w:t xml:space="preserve">YES</w:t>
+      </w:r>
+      <w:r>
+        <w:rPr>
+          <w:rFonts w:ascii="맑은 고딕" w:hAnsi="맑은 고딕" w:eastAsia="맑은 고딕"/>
+          <w:sz w:val="21"/>
+        </w:rPr>
+        <w:t xml:space="preserve">·</w:t>
+      </w:r>
+      <w:r>
+        <w:rPr>
+          <w:rFonts w:ascii="Consolas" w:hAnsi="Consolas" w:eastAsia="맑은 고딕"/>
+          <w:sz w:val="21"/>
+        </w:rPr>
+        <w:t xml:space="preserve">WRONG VALID_TYPE</w:t>
+      </w:r>
+      <w:r>
+        <w:rPr>
+          <w:rFonts w:ascii="맑은 고딕" w:hAnsi="맑은 고딕" w:eastAsia="맑은 고딕"/>
+          <w:sz w:val="21"/>
+        </w:rPr>
+        <w:t xml:space="preserve">·</w:t>
+      </w:r>
+      <w:r>
+        <w:rPr>
+          <w:rFonts w:ascii="Consolas" w:hAnsi="Consolas" w:eastAsia="맑은 고딕"/>
+          <w:sz w:val="21"/>
+        </w:rPr>
+        <w:t xml:space="preserve">UNKNOWN</w:t>
+      </w:r>
+      <w:r>
+        <w:rPr>
+          <w:rFonts w:ascii="맑은 고딕" w:hAnsi="맑은 고딕" w:eastAsia="맑은 고딕"/>
+          <w:sz w:val="21"/>
+        </w:rPr>
+        <w:t xml:space="preserve"> 세 값을 모두 봤다.</w:t>
       </w:r>
     </w:p>
     <w:p>
@@ -943,7 +2079,7 @@
           <w:b/>
           <w:sz w:val="21"/>
         </w:rPr>
-        <w:t>[상-08] 정답: ① 보호 수준이 떨어지지만 Primary는 계속 동작한다</w:t>
+        <w:t>[상-08] 정답: ④ 보호 수준이 떨어지지만 Primary는 계속 동작한다</w:t>
       </w:r>
     </w:p>
     <w:p>
@@ -952,7 +2088,35 @@
           <w:rFonts w:ascii="맑은 고딕" w:hAnsi="맑은 고딕" w:eastAsia="맑은 고딕"/>
           <w:sz w:val="21"/>
         </w:rPr>
-        <w:t>해설: `MAXIMUM AVAILABILITY`의 성격이다. `MAXIMUM PROTECTION`이라면 Primary가 멈춘다. 다만 중계소가 끊기면 그 뒤의 Standby도 리두를 받지 못한다.</w:t>
+        <w:t xml:space="preserve">해설: </w:t>
+      </w:r>
+      <w:r>
+        <w:rPr>
+          <w:rFonts w:ascii="Consolas" w:hAnsi="Consolas" w:eastAsia="맑은 고딕"/>
+          <w:sz w:val="21"/>
+        </w:rPr>
+        <w:t xml:space="preserve">MAXIMUM AVAILABILITY</w:t>
+      </w:r>
+      <w:r>
+        <w:rPr>
+          <w:rFonts w:ascii="맑은 고딕" w:hAnsi="맑은 고딕" w:eastAsia="맑은 고딕"/>
+          <w:sz w:val="21"/>
+        </w:rPr>
+        <w:t xml:space="preserve">의 성격이다. </w:t>
+      </w:r>
+      <w:r>
+        <w:rPr>
+          <w:rFonts w:ascii="Consolas" w:hAnsi="Consolas" w:eastAsia="맑은 고딕"/>
+          <w:sz w:val="21"/>
+        </w:rPr>
+        <w:t xml:space="preserve">MAXIMUM PROTECTION</w:t>
+      </w:r>
+      <w:r>
+        <w:rPr>
+          <w:rFonts w:ascii="맑은 고딕" w:hAnsi="맑은 고딕" w:eastAsia="맑은 고딕"/>
+          <w:sz w:val="21"/>
+        </w:rPr>
+        <w:t xml:space="preserve">이라면 Primary가 멈춘다. 다만 중계소가 끊기면 그 뒤의 Standby도 리두를 받지 못한다.</w:t>
       </w:r>
     </w:p>
     <w:p>
@@ -962,7 +2126,7 @@
           <w:b/>
           <w:sz w:val="21"/>
         </w:rPr>
-        <w:t>[상-09] 정답: ① 받는 쪽이 디스크에 쓰기 전에 응답한다</w:t>
+        <w:t>[상-09] 정답: ④ 받는 쪽이 디스크에 쓰기 전에 응답한다</w:t>
       </w:r>
     </w:p>
     <w:p>
@@ -971,7 +2135,49 @@
           <w:rFonts w:ascii="맑은 고딕" w:hAnsi="맑은 고딕" w:eastAsia="맑은 고딕"/>
           <w:sz w:val="21"/>
         </w:rPr>
-        <w:t>해설: `SYNC`는 "응답을 기다린다", `AFFIRM`은 "디스크에 쓴 뒤 응답한다"로 서로 다른 것을 말한다. `NOAFFIRM`이면 Far Sync가 그 직후 죽을 때 리두를 잃는다.</w:t>
+        <w:t xml:space="preserve">해설: </w:t>
+      </w:r>
+      <w:r>
+        <w:rPr>
+          <w:rFonts w:ascii="Consolas" w:hAnsi="Consolas" w:eastAsia="맑은 고딕"/>
+          <w:sz w:val="21"/>
+        </w:rPr>
+        <w:t xml:space="preserve">SYNC</w:t>
+      </w:r>
+      <w:r>
+        <w:rPr>
+          <w:rFonts w:ascii="맑은 고딕" w:hAnsi="맑은 고딕" w:eastAsia="맑은 고딕"/>
+          <w:sz w:val="21"/>
+        </w:rPr>
+        <w:t xml:space="preserve">는 "응답을 기다린다", </w:t>
+      </w:r>
+      <w:r>
+        <w:rPr>
+          <w:rFonts w:ascii="Consolas" w:hAnsi="Consolas" w:eastAsia="맑은 고딕"/>
+          <w:sz w:val="21"/>
+        </w:rPr>
+        <w:t xml:space="preserve">AFFIRM</w:t>
+      </w:r>
+      <w:r>
+        <w:rPr>
+          <w:rFonts w:ascii="맑은 고딕" w:hAnsi="맑은 고딕" w:eastAsia="맑은 고딕"/>
+          <w:sz w:val="21"/>
+        </w:rPr>
+        <w:t xml:space="preserve">은 "디스크에 쓴 뒤 응답한다"로 서로 다른 것을 말한다. </w:t>
+      </w:r>
+      <w:r>
+        <w:rPr>
+          <w:rFonts w:ascii="Consolas" w:hAnsi="Consolas" w:eastAsia="맑은 고딕"/>
+          <w:sz w:val="21"/>
+        </w:rPr>
+        <w:t xml:space="preserve">NOAFFIRM</w:t>
+      </w:r>
+      <w:r>
+        <w:rPr>
+          <w:rFonts w:ascii="맑은 고딕" w:hAnsi="맑은 고딕" w:eastAsia="맑은 고딕"/>
+          <w:sz w:val="21"/>
+        </w:rPr>
+        <w:t xml:space="preserve">이면 Far Sync가 그 직후 죽을 때 리두를 잃는다.</w:t>
       </w:r>
     </w:p>
     <w:p>
@@ -981,7 +2187,7 @@
           <w:b/>
           <w:sz w:val="21"/>
         </w:rPr>
-        <w:t>[상-10] 정답: ① 동시 소실을 피할 만큼 떨어지되 동기 전송의 이점이 남을 만큼 가깝게</w:t>
+        <w:t>[상-10] 정답: ② 동시 소실을 피할 만큼 떨어지되 동기 전송의 이점이 남을 만큼 가깝게</w:t>
       </w:r>
     </w:p>
     <w:p>
@@ -994,6 +2200,8 @@
       </w:r>
     </w:p>
     <w:sectPr>
+      <w:headerReference w:type="default" r:id="rId9"/>
+      <w:footerReference w:type="default" r:id="rId10"/>
       <w:pgSz w:w="12240" w:h="15840"/>
       <w:pgMar w:top="1440" w:right="1800" w:bottom="1440" w:left="1800" w:header="720" w:footer="720" w:gutter="0"/>
       <w:cols w:space="720"/>
@@ -1001,6 +2209,26 @@
     </w:sectPr>
   </w:body>
 </w:document>
+</file>
+
+<file path=word/footer1.xml><?xml version="1.0" encoding="utf-8"?>
+<w:ftr xmlns:m="http://schemas.openxmlformats.org/officeDocument/2006/math" xmlns:mc="http://schemas.openxmlformats.org/markup-compatibility/2006" xmlns:mo="http://schemas.microsoft.com/office/mac/office/2008/main" xmlns:mv="urn:schemas-microsoft-com:mac:vml" xmlns:o="urn:schemas-microsoft-com:office:office" xmlns:r="http://schemas.openxmlformats.org/officeDocument/2006/relationships" xmlns:v="urn:schemas-microsoft-com:vml" xmlns:w10="urn:schemas-microsoft-com:office:word" xmlns:w14="http://schemas.microsoft.com/office/word/2010/wordml" xmlns:w="http://schemas.openxmlformats.org/wordprocessingml/2006/main" xmlns:wne="http://schemas.microsoft.com/office/word/2006/wordml" xmlns:wp14="http://schemas.microsoft.com/office/word/2010/wordprocessingDrawing" xmlns:wp="http://schemas.openxmlformats.org/drawingml/2006/wordprocessingDrawing" xmlns:wpc="http://schemas.microsoft.com/office/word/2010/wordprocessingCanvas" xmlns:wpg="http://schemas.microsoft.com/office/word/2010/wordprocessingGroup" xmlns:wpi="http://schemas.microsoft.com/office/word/2010/wordprocessingInk" xmlns:wps="http://schemas.microsoft.com/office/word/2010/wordprocessingShape" mc:Ignorable="w14 wp14">
+  <w:p>
+    <w:pPr>
+      <w:pStyle w:val="Footer"/>
+    </w:pPr>
+  </w:p>
+</w:ftr>
+</file>
+
+<file path=word/header1.xml><?xml version="1.0" encoding="utf-8"?>
+<w:hdr xmlns:m="http://schemas.openxmlformats.org/officeDocument/2006/math" xmlns:mc="http://schemas.openxmlformats.org/markup-compatibility/2006" xmlns:mo="http://schemas.microsoft.com/office/mac/office/2008/main" xmlns:mv="urn:schemas-microsoft-com:mac:vml" xmlns:o="urn:schemas-microsoft-com:office:office" xmlns:r="http://schemas.openxmlformats.org/officeDocument/2006/relationships" xmlns:v="urn:schemas-microsoft-com:vml" xmlns:w10="urn:schemas-microsoft-com:office:word" xmlns:w14="http://schemas.microsoft.com/office/word/2010/wordml" xmlns:w="http://schemas.openxmlformats.org/wordprocessingml/2006/main" xmlns:wne="http://schemas.microsoft.com/office/word/2006/wordml" xmlns:wp14="http://schemas.microsoft.com/office/word/2010/wordprocessingDrawing" xmlns:wp="http://schemas.openxmlformats.org/drawingml/2006/wordprocessingDrawing" xmlns:wpc="http://schemas.microsoft.com/office/word/2010/wordprocessingCanvas" xmlns:wpg="http://schemas.microsoft.com/office/word/2010/wordprocessingGroup" xmlns:wpi="http://schemas.microsoft.com/office/word/2010/wordprocessingInk" xmlns:wps="http://schemas.microsoft.com/office/word/2010/wordprocessingShape" mc:Ignorable="w14 wp14">
+  <w:p>
+    <w:pPr>
+      <w:pStyle w:val="Header"/>
+    </w:pPr>
+  </w:p>
+</w:hdr>
 </file>
 
 <file path=word/numbering.xml><?xml version="1.0" encoding="utf-8"?>
